--- a/CalendarioAgo25/Ejercicios/E2_VLAN/Ejercicio_VLANs_Solucion.docx
+++ b/CalendarioAgo25/Ejercicios/E2_VLAN/Ejercicio_VLANs_Solucion.docx
@@ -1,10 +1,10 @@
 
 <file path=word/document.xml><?xml version="1.0" encoding="utf-8"?>
-<w:document xmlns:wpc="http://schemas.microsoft.com/office/word/2010/wordprocessingCanvas" xmlns:cx="http://schemas.microsoft.com/office/drawing/2014/chartex" xmlns:cx1="http://schemas.microsoft.com/office/drawing/2015/9/8/chartex" xmlns:cx2="http://schemas.microsoft.com/office/drawing/2015/10/21/chartex" xmlns:cx3="http://schemas.microsoft.com/office/drawing/2016/5/9/chartex" xmlns:cx4="http://schemas.microsoft.com/office/drawing/2016/5/10/chartex" xmlns:cx5="http://schemas.microsoft.com/office/drawing/2016/5/11/chartex" xmlns:cx6="http://schemas.microsoft.com/office/drawing/2016/5/12/chartex" xmlns:cx7="http://schemas.microsoft.com/office/drawing/2016/5/13/chartex" xmlns:cx8="http://schemas.microsoft.com/office/drawing/2016/5/14/chartex" xmlns:mc="http://schemas.openxmlformats.org/markup-compatibility/2006" xmlns:aink="http://schemas.microsoft.com/office/drawing/2016/ink" xmlns:am3d="http://schemas.microsoft.com/office/drawing/2017/model3d" xmlns:o="urn:schemas-microsoft-com:office:office" xmlns:oel="http://schemas.microsoft.com/office/2019/extlst" xmlns:r="http://schemas.openxmlformats.org/officeDocument/2006/relationships" xmlns:m="http://schemas.openxmlformats.org/officeDocument/2006/math" xmlns:v="urn:schemas-microsoft-com:vml" xmlns:wp14="http://schemas.microsoft.com/office/word/2010/wordprocessingDrawing" xmlns:wp="http://schemas.openxmlformats.org/drawingml/2006/wordprocessingDrawing" xmlns:w10="urn:schemas-microsoft-com:office:word" xmlns:w="http://schemas.openxmlformats.org/wordprocessingml/2006/main" xmlns:w14="http://schemas.microsoft.com/office/word/2010/wordml" xmlns:w15="http://schemas.microsoft.com/office/word/2012/wordml" xmlns:w16cex="http://schemas.microsoft.com/office/word/2018/wordml/cex" xmlns:w16cid="http://schemas.microsoft.com/office/word/2016/wordml/cid" xmlns:w16="http://schemas.microsoft.com/office/word/2018/wordml" xmlns:w16sdtdh="http://schemas.microsoft.com/office/word/2020/wordml/sdtdatahash" xmlns:w16se="http://schemas.microsoft.com/office/word/2015/wordml/symex" xmlns:wpg="http://schemas.microsoft.com/office/word/2010/wordprocessingGroup" xmlns:wpi="http://schemas.microsoft.com/office/word/2010/wordprocessingInk" xmlns:wne="http://schemas.microsoft.com/office/word/2006/wordml" xmlns:wps="http://schemas.microsoft.com/office/word/2010/wordprocessingShape" mc:Ignorable="w14 w15 w16se w16cid w16 w16cex w16sdtdh wp14">
+<w:document xmlns:wpc="http://schemas.microsoft.com/office/word/2010/wordprocessingCanvas" xmlns:cx="http://schemas.microsoft.com/office/drawing/2014/chartex" xmlns:cx1="http://schemas.microsoft.com/office/drawing/2015/9/8/chartex" xmlns:cx2="http://schemas.microsoft.com/office/drawing/2015/10/21/chartex" xmlns:cx3="http://schemas.microsoft.com/office/drawing/2016/5/9/chartex" xmlns:cx4="http://schemas.microsoft.com/office/drawing/2016/5/10/chartex" xmlns:cx5="http://schemas.microsoft.com/office/drawing/2016/5/11/chartex" xmlns:cx6="http://schemas.microsoft.com/office/drawing/2016/5/12/chartex" xmlns:cx7="http://schemas.microsoft.com/office/drawing/2016/5/13/chartex" xmlns:cx8="http://schemas.microsoft.com/office/drawing/2016/5/14/chartex" xmlns:mc="http://schemas.openxmlformats.org/markup-compatibility/2006" xmlns:aink="http://schemas.microsoft.com/office/drawing/2016/ink" xmlns:am3d="http://schemas.microsoft.com/office/drawing/2017/model3d" xmlns:o="urn:schemas-microsoft-com:office:office" xmlns:oel="http://schemas.microsoft.com/office/2019/extlst" xmlns:r="http://schemas.openxmlformats.org/officeDocument/2006/relationships" xmlns:m="http://schemas.openxmlformats.org/officeDocument/2006/math" xmlns:v="urn:schemas-microsoft-com:vml" xmlns:wp14="http://schemas.microsoft.com/office/word/2010/wordprocessingDrawing" xmlns:wp="http://schemas.openxmlformats.org/drawingml/2006/wordprocessingDrawing" xmlns:w10="urn:schemas-microsoft-com:office:word" xmlns:w="http://schemas.openxmlformats.org/wordprocessingml/2006/main" xmlns:w14="http://schemas.microsoft.com/office/word/2010/wordml" xmlns:w15="http://schemas.microsoft.com/office/word/2012/wordml" xmlns:w16cex="http://schemas.microsoft.com/office/word/2018/wordml/cex" xmlns:w16cid="http://schemas.microsoft.com/office/word/2016/wordml/cid" xmlns:w16="http://schemas.microsoft.com/office/word/2018/wordml" xmlns:w16du="http://schemas.microsoft.com/office/word/2023/wordml/word16du" xmlns:w16sdtdh="http://schemas.microsoft.com/office/word/2020/wordml/sdtdatahash" xmlns:w16sdtfl="http://schemas.microsoft.com/office/word/2024/wordml/sdtformatlock" xmlns:w16se="http://schemas.microsoft.com/office/word/2015/wordml/symex" xmlns:wpg="http://schemas.microsoft.com/office/word/2010/wordprocessingGroup" xmlns:wpi="http://schemas.microsoft.com/office/word/2010/wordprocessingInk" xmlns:wne="http://schemas.microsoft.com/office/word/2006/wordml" xmlns:wps="http://schemas.microsoft.com/office/word/2010/wordprocessingShape" mc:Ignorable="w14 w15 w16se w16cid w16 w16cex w16sdtdh w16sdtfl w16du wp14">
   <w:body>
     <w:p>
       <w:pPr>
-        <w:pStyle w:val="BodyText"/>
+        <w:pStyle w:val="Textoindependiente"/>
         <w:pBdr>
           <w:bottom w:val="single" w:sz="4" w:space="1" w:color="auto"/>
         </w:pBdr>
@@ -49,7 +49,6 @@
         </w:rPr>
         <w:t xml:space="preserve">: </w:t>
       </w:r>
-      <w:proofErr w:type="spellStart"/>
       <w:r>
         <w:rPr>
           <w:rFonts w:cs="Arial"/>
@@ -70,11 +69,10 @@
         </w:rPr>
         <w:t>LANs</w:t>
       </w:r>
-      <w:proofErr w:type="spellEnd"/>
     </w:p>
     <w:p>
       <w:pPr>
-        <w:pStyle w:val="BodyText"/>
+        <w:pStyle w:val="Textoindependiente"/>
         <w:pBdr>
           <w:bottom w:val="single" w:sz="4" w:space="1" w:color="auto"/>
         </w:pBdr>
@@ -167,14 +165,27 @@
           <w:szCs w:val="20"/>
         </w:rPr>
       </w:pPr>
-      <w:r>
+    </w:p>
+    <w:p>
+      <w:pPr>
+        <w:spacing w:line="200" w:lineRule="atLeast"/>
+        <w:ind w:left="114"/>
+        <w:jc w:val="center"/>
         <w:rPr>
           <w:rFonts w:ascii="Arial Narrow" w:eastAsia="Arial Narrow" w:hAnsi="Arial Narrow" w:cs="Arial Narrow"/>
           <w:sz w:val="20"/>
           <w:szCs w:val="20"/>
         </w:rPr>
+      </w:pPr>
+      <w:r>
+        <w:rPr>
+          <w:rFonts w:ascii="Arial Narrow" w:eastAsia="Arial Narrow" w:hAnsi="Arial Narrow" w:cs="Arial Narrow"/>
+          <w:noProof/>
+          <w:sz w:val="20"/>
+          <w:szCs w:val="20"/>
+        </w:rPr>
         <w:drawing>
-          <wp:inline distT="0" distB="0" distL="0" distR="0" wp14:anchorId="28F22BE3" wp14:editId="29B3473B">
+          <wp:inline distT="0" distB="0" distL="0" distR="0" wp14:anchorId="347B46E2" wp14:editId="6A025762">
             <wp:extent cx="6400800" cy="3145790"/>
             <wp:effectExtent l="0" t="0" r="0" b="0"/>
             <wp:docPr id="970416980" name="Picture 1" descr="A diagram of a network&#10;&#10;Description automatically generated"/>
@@ -224,6 +235,289 @@
     </w:p>
     <w:p>
       <w:pPr>
+        <w:spacing w:after="120" w:line="360" w:lineRule="exact"/>
+        <w:rPr>
+          <w:rFonts w:ascii="Arial" w:hAnsi="Arial" w:cs="Arial"/>
+          <w:b/>
+          <w:bCs/>
+          <w:color w:val="2C3A45"/>
+          <w:spacing w:val="-1"/>
+        </w:rPr>
+      </w:pPr>
+      <w:r>
+        <w:rPr>
+          <w:rFonts w:ascii="Arial" w:hAnsi="Arial" w:cs="Arial"/>
+          <w:b/>
+          <w:bCs/>
+          <w:color w:val="2C3A45"/>
+          <w:spacing w:val="-1"/>
+        </w:rPr>
+        <w:t>Introducción:</w:t>
+      </w:r>
+    </w:p>
+    <w:p>
+      <w:pPr>
+        <w:spacing w:line="360" w:lineRule="exact"/>
+        <w:jc w:val="both"/>
+        <w:rPr>
+          <w:rFonts w:ascii="Arial" w:eastAsia="Arial Narrow" w:hAnsi="Arial" w:cs="Arial"/>
+          <w:color w:val="2C3A45"/>
+          <w:spacing w:val="-2"/>
+        </w:rPr>
+      </w:pPr>
+      <w:r>
+        <w:rPr>
+          <w:rFonts w:ascii="Arial" w:eastAsia="Arial Narrow" w:hAnsi="Arial" w:cs="Arial"/>
+          <w:b/>
+          <w:bCs/>
+          <w:color w:val="2C3A45"/>
+          <w:spacing w:val="-2"/>
+        </w:rPr>
+        <w:t>La vlan nativa</w:t>
+      </w:r>
+      <w:r>
+        <w:rPr>
+          <w:rFonts w:ascii="Arial" w:eastAsia="Arial Narrow" w:hAnsi="Arial" w:cs="Arial"/>
+          <w:color w:val="2C3A45"/>
+          <w:spacing w:val="-2"/>
+        </w:rPr>
+        <w:t xml:space="preserve"> </w:t>
+      </w:r>
+      <w:r>
+        <w:rPr>
+          <w:rFonts w:ascii="Arial" w:eastAsia="Arial Narrow" w:hAnsi="Arial" w:cs="Arial"/>
+          <w:color w:val="2C3A45"/>
+          <w:spacing w:val="-2"/>
+        </w:rPr>
+        <w:t xml:space="preserve">se usa </w:t>
+      </w:r>
+      <w:r>
+        <w:rPr>
+          <w:rFonts w:ascii="Arial" w:eastAsia="Arial Narrow" w:hAnsi="Arial" w:cs="Arial"/>
+          <w:color w:val="2C3A45"/>
+          <w:spacing w:val="-2"/>
+        </w:rPr>
+        <w:t>para el tr</w:t>
+      </w:r>
+      <w:r>
+        <w:rPr>
+          <w:rFonts w:ascii="Arial" w:eastAsia="Arial Narrow" w:hAnsi="Arial" w:cs="Arial"/>
+          <w:color w:val="2C3A45"/>
+          <w:spacing w:val="-2"/>
+        </w:rPr>
+        <w:t>á</w:t>
+      </w:r>
+      <w:r>
+        <w:rPr>
+          <w:rFonts w:ascii="Arial" w:eastAsia="Arial Narrow" w:hAnsi="Arial" w:cs="Arial"/>
+          <w:color w:val="2C3A45"/>
+          <w:spacing w:val="-2"/>
+        </w:rPr>
+        <w:t>fico de vlan sin etiqueta</w:t>
+      </w:r>
+      <w:r>
+        <w:rPr>
+          <w:rFonts w:ascii="Arial" w:eastAsia="Arial Narrow" w:hAnsi="Arial" w:cs="Arial"/>
+          <w:color w:val="2C3A45"/>
+          <w:spacing w:val="-2"/>
+        </w:rPr>
+        <w:t>r.</w:t>
+      </w:r>
+      <w:r>
+        <w:rPr>
+          <w:rFonts w:ascii="Arial" w:eastAsia="Arial Narrow" w:hAnsi="Arial" w:cs="Arial"/>
+          <w:color w:val="2C3A45"/>
+          <w:spacing w:val="-2"/>
+        </w:rPr>
+        <w:t xml:space="preserve"> </w:t>
+      </w:r>
+      <w:r>
+        <w:rPr>
+          <w:rFonts w:ascii="Arial" w:eastAsia="Arial Narrow" w:hAnsi="Arial" w:cs="Arial"/>
+          <w:color w:val="2C3A45"/>
+          <w:spacing w:val="-2"/>
+        </w:rPr>
+        <w:t xml:space="preserve">La </w:t>
+      </w:r>
+      <w:r>
+        <w:rPr>
+          <w:rFonts w:ascii="Arial" w:eastAsia="Arial Narrow" w:hAnsi="Arial" w:cs="Arial"/>
+          <w:color w:val="2C3A45"/>
+          <w:spacing w:val="-2"/>
+        </w:rPr>
+        <w:t>vlan nativa s</w:t>
+      </w:r>
+      <w:r>
+        <w:rPr>
+          <w:rFonts w:ascii="Arial" w:eastAsia="Arial Narrow" w:hAnsi="Arial" w:cs="Arial"/>
+          <w:color w:val="2C3A45"/>
+          <w:spacing w:val="-2"/>
+        </w:rPr>
+        <w:t>e</w:t>
+      </w:r>
+      <w:r>
+        <w:rPr>
+          <w:rFonts w:ascii="Arial" w:eastAsia="Arial Narrow" w:hAnsi="Arial" w:cs="Arial"/>
+          <w:color w:val="2C3A45"/>
+          <w:spacing w:val="-2"/>
+        </w:rPr>
+        <w:t xml:space="preserve"> utiliza para que todos aquellos frames (datagramas) que no incluyen una etiqueta (tag) sean enviados a la vlan nativa y as</w:t>
+      </w:r>
+      <w:r>
+        <w:rPr>
+          <w:rFonts w:ascii="Arial" w:eastAsia="Arial Narrow" w:hAnsi="Arial" w:cs="Arial"/>
+          <w:color w:val="2C3A45"/>
+          <w:spacing w:val="-2"/>
+        </w:rPr>
+        <w:t>í</w:t>
+      </w:r>
+      <w:r>
+        <w:rPr>
+          <w:rFonts w:ascii="Arial" w:eastAsia="Arial Narrow" w:hAnsi="Arial" w:cs="Arial"/>
+          <w:color w:val="2C3A45"/>
+          <w:spacing w:val="-2"/>
+        </w:rPr>
+        <w:t xml:space="preserve"> se descartan. </w:t>
+      </w:r>
+      <w:r>
+        <w:rPr>
+          <w:rFonts w:ascii="Arial" w:eastAsia="Arial Narrow" w:hAnsi="Arial" w:cs="Arial"/>
+          <w:color w:val="2C3A45"/>
+          <w:spacing w:val="-2"/>
+        </w:rPr>
+        <w:t>L</w:t>
+      </w:r>
+      <w:r>
+        <w:rPr>
+          <w:rFonts w:ascii="Arial" w:eastAsia="Arial Narrow" w:hAnsi="Arial" w:cs="Arial"/>
+          <w:color w:val="2C3A45"/>
+          <w:spacing w:val="-2"/>
+        </w:rPr>
+        <w:t>a vlan nativa ayuda a evitar alg</w:t>
+      </w:r>
+      <w:r>
+        <w:rPr>
+          <w:rFonts w:ascii="Arial" w:eastAsia="Arial Narrow" w:hAnsi="Arial" w:cs="Arial"/>
+          <w:color w:val="2C3A45"/>
+          <w:spacing w:val="-2"/>
+        </w:rPr>
+        <w:t>ú</w:t>
+      </w:r>
+      <w:r>
+        <w:rPr>
+          <w:rFonts w:ascii="Arial" w:eastAsia="Arial Narrow" w:hAnsi="Arial" w:cs="Arial"/>
+          <w:color w:val="2C3A45"/>
+          <w:spacing w:val="-2"/>
+        </w:rPr>
+        <w:t xml:space="preserve">n tipo de amenaza, donde se descartan aquellos datagramas que no cuentan </w:t>
+      </w:r>
+      <w:r>
+        <w:rPr>
+          <w:rFonts w:ascii="Arial" w:eastAsia="Arial Narrow" w:hAnsi="Arial" w:cs="Arial"/>
+          <w:color w:val="2C3A45"/>
+          <w:spacing w:val="-2"/>
+        </w:rPr>
+        <w:t xml:space="preserve">con </w:t>
+      </w:r>
+      <w:r>
+        <w:rPr>
+          <w:rFonts w:ascii="Arial" w:eastAsia="Arial Narrow" w:hAnsi="Arial" w:cs="Arial"/>
+          <w:color w:val="2C3A45"/>
+          <w:spacing w:val="-2"/>
+        </w:rPr>
+        <w:t>una etiqueta que indique a que vlan corresponden.</w:t>
+      </w:r>
+    </w:p>
+    <w:p>
+      <w:pPr>
+        <w:spacing w:line="360" w:lineRule="exact"/>
+        <w:jc w:val="both"/>
+        <w:rPr>
+          <w:rFonts w:ascii="Arial" w:eastAsia="Arial Narrow" w:hAnsi="Arial" w:cs="Arial"/>
+          <w:color w:val="2C3A45"/>
+          <w:spacing w:val="-2"/>
+        </w:rPr>
+      </w:pPr>
+      <w:r>
+        <w:rPr>
+          <w:rFonts w:ascii="Arial" w:eastAsia="Arial Narrow" w:hAnsi="Arial" w:cs="Arial"/>
+          <w:color w:val="2C3A45"/>
+          <w:spacing w:val="-2"/>
+        </w:rPr>
+        <w:t xml:space="preserve">La </w:t>
+      </w:r>
+      <w:r>
+        <w:rPr>
+          <w:rFonts w:ascii="Arial" w:eastAsia="Arial Narrow" w:hAnsi="Arial" w:cs="Arial"/>
+          <w:b/>
+          <w:bCs/>
+          <w:color w:val="2C3A45"/>
+          <w:spacing w:val="-2"/>
+        </w:rPr>
+        <w:t>vlan de administración</w:t>
+      </w:r>
+      <w:r>
+        <w:rPr>
+          <w:rFonts w:ascii="Arial" w:eastAsia="Arial Narrow" w:hAnsi="Arial" w:cs="Arial"/>
+          <w:color w:val="2C3A45"/>
+          <w:spacing w:val="-2"/>
+        </w:rPr>
+        <w:t xml:space="preserve"> se usa para la configuración de los switches.</w:t>
+      </w:r>
+    </w:p>
+    <w:p>
+      <w:pPr>
+        <w:spacing w:line="360" w:lineRule="exact"/>
+        <w:jc w:val="both"/>
+        <w:rPr>
+          <w:rFonts w:ascii="Arial" w:eastAsia="Arial Narrow" w:hAnsi="Arial" w:cs="Arial"/>
+          <w:color w:val="2C3A45"/>
+          <w:spacing w:val="-2"/>
+        </w:rPr>
+      </w:pPr>
+      <w:r>
+        <w:rPr>
+          <w:rFonts w:ascii="Arial" w:eastAsia="Arial Narrow" w:hAnsi="Arial" w:cs="Arial"/>
+          <w:color w:val="2C3A45"/>
+          <w:spacing w:val="-2"/>
+        </w:rPr>
+        <w:t>Aunque la vlan nativa y la vlan de administraci</w:t>
+      </w:r>
+      <w:r>
+        <w:rPr>
+          <w:rFonts w:ascii="Arial" w:eastAsia="Arial Narrow" w:hAnsi="Arial" w:cs="Arial"/>
+          <w:color w:val="2C3A45"/>
+          <w:spacing w:val="-2"/>
+        </w:rPr>
+        <w:t>ó</w:t>
+      </w:r>
+      <w:r>
+        <w:rPr>
+          <w:rFonts w:ascii="Arial" w:eastAsia="Arial Narrow" w:hAnsi="Arial" w:cs="Arial"/>
+          <w:color w:val="2C3A45"/>
+          <w:spacing w:val="-2"/>
+        </w:rPr>
+        <w:t>n pueden ser la misma, por buena pr</w:t>
+      </w:r>
+      <w:r>
+        <w:rPr>
+          <w:rFonts w:ascii="Arial" w:eastAsia="Arial Narrow" w:hAnsi="Arial" w:cs="Arial"/>
+          <w:color w:val="2C3A45"/>
+          <w:spacing w:val="-2"/>
+        </w:rPr>
+        <w:t>á</w:t>
+      </w:r>
+      <w:r>
+        <w:rPr>
+          <w:rFonts w:ascii="Arial" w:eastAsia="Arial Narrow" w:hAnsi="Arial" w:cs="Arial"/>
+          <w:color w:val="2C3A45"/>
+          <w:spacing w:val="-2"/>
+        </w:rPr>
+        <w:t>ctica se recomienda que sean totalmente distintas. </w:t>
+      </w:r>
+    </w:p>
+    <w:p>
+      <w:pPr>
         <w:spacing w:line="200" w:lineRule="atLeast"/>
         <w:ind w:left="114"/>
         <w:jc w:val="center"/>
@@ -236,552 +530,58 @@
     </w:p>
     <w:p>
       <w:pPr>
-        <w:spacing w:after="120" w:line="360" w:lineRule="exact"/>
-        <w:rPr>
-          <w:rFonts w:ascii="Arial" w:hAnsi="Arial" w:cs="Arial"/>
+        <w:spacing w:line="360" w:lineRule="exact"/>
+        <w:jc w:val="both"/>
+        <w:rPr>
+          <w:rFonts w:ascii="Arial" w:eastAsia="Arial Narrow" w:hAnsi="Arial" w:cs="Arial"/>
+        </w:rPr>
+      </w:pPr>
+      <w:r>
+        <w:rPr>
+          <w:rFonts w:ascii="Arial" w:eastAsia="Arial Narrow" w:hAnsi="Arial" w:cs="Arial"/>
+        </w:rPr>
+        <w:t xml:space="preserve">Nuestro reto el día de hoy es trabajar con un diseño físico de red en </w:t>
+      </w:r>
+      <w:r>
+        <w:rPr>
+          <w:rFonts w:ascii="Arial" w:eastAsia="Arial Narrow" w:hAnsi="Arial" w:cs="Arial"/>
           <w:b/>
           <w:bCs/>
-          <w:color w:val="2C3A45"/>
-          <w:spacing w:val="-1"/>
-        </w:rPr>
-      </w:pPr>
-      <w:r>
-        <w:rPr>
-          <w:rFonts w:ascii="Arial" w:hAnsi="Arial" w:cs="Arial"/>
-          <w:b/>
-          <w:bCs/>
-          <w:color w:val="2C3A45"/>
-          <w:spacing w:val="-1"/>
-        </w:rPr>
-        <w:t>Introducción:</w:t>
-      </w:r>
-    </w:p>
-    <w:p>
-      <w:pPr>
-        <w:spacing w:line="360" w:lineRule="exact"/>
-        <w:jc w:val="both"/>
-        <w:rPr>
-          <w:rFonts w:ascii="Arial" w:eastAsia="Arial Narrow" w:hAnsi="Arial" w:cs="Arial"/>
-          <w:color w:val="2C3A45"/>
-          <w:spacing w:val="-2"/>
-        </w:rPr>
-      </w:pPr>
-      <w:r>
-        <w:rPr>
-          <w:rFonts w:ascii="Arial" w:eastAsia="Arial Narrow" w:hAnsi="Arial" w:cs="Arial"/>
-          <w:b/>
-          <w:bCs/>
-          <w:color w:val="2C3A45"/>
-          <w:spacing w:val="-2"/>
-        </w:rPr>
-        <w:t xml:space="preserve">La </w:t>
-      </w:r>
-      <w:proofErr w:type="spellStart"/>
-      <w:r>
-        <w:rPr>
-          <w:rFonts w:ascii="Arial" w:eastAsia="Arial Narrow" w:hAnsi="Arial" w:cs="Arial"/>
-          <w:b/>
-          <w:bCs/>
-          <w:color w:val="2C3A45"/>
-          <w:spacing w:val="-2"/>
-        </w:rPr>
-        <w:t>vlan</w:t>
-      </w:r>
-      <w:proofErr w:type="spellEnd"/>
-      <w:r>
-        <w:rPr>
-          <w:rFonts w:ascii="Arial" w:eastAsia="Arial Narrow" w:hAnsi="Arial" w:cs="Arial"/>
-          <w:b/>
-          <w:bCs/>
-          <w:color w:val="2C3A45"/>
-          <w:spacing w:val="-2"/>
-        </w:rPr>
-        <w:t xml:space="preserve"> nativa</w:t>
-      </w:r>
-      <w:r>
-        <w:rPr>
-          <w:rFonts w:ascii="Arial" w:eastAsia="Arial Narrow" w:hAnsi="Arial" w:cs="Arial"/>
-          <w:color w:val="2C3A45"/>
-          <w:spacing w:val="-2"/>
+        </w:rPr>
+        <w:t xml:space="preserve">Packet Tracer </w:t>
+      </w:r>
+      <w:r>
+        <w:rPr>
+          <w:rFonts w:ascii="Arial" w:eastAsia="Arial Narrow" w:hAnsi="Arial" w:cs="Arial"/>
+        </w:rPr>
+        <w:t>y realizar la programación de los equipos de interconexión</w:t>
+      </w:r>
+      <w:r>
+        <w:rPr>
+          <w:rFonts w:ascii="Arial" w:eastAsia="Arial Narrow" w:hAnsi="Arial" w:cs="Arial"/>
+          <w:lang w:val="es-ES"/>
+        </w:rPr>
+        <w:t>,</w:t>
+      </w:r>
+      <w:r>
+        <w:rPr>
+          <w:rFonts w:ascii="Arial" w:eastAsia="Arial Narrow" w:hAnsi="Arial" w:cs="Arial"/>
         </w:rPr>
         <w:t xml:space="preserve"> </w:t>
       </w:r>
       <w:r>
         <w:rPr>
           <w:rFonts w:ascii="Arial" w:eastAsia="Arial Narrow" w:hAnsi="Arial" w:cs="Arial"/>
-          <w:color w:val="2C3A45"/>
-          <w:spacing w:val="-2"/>
-        </w:rPr>
-        <w:t xml:space="preserve">se usa </w:t>
-      </w:r>
-      <w:r>
-        <w:rPr>
-          <w:rFonts w:ascii="Arial" w:eastAsia="Arial Narrow" w:hAnsi="Arial" w:cs="Arial"/>
-          <w:color w:val="2C3A45"/>
-          <w:spacing w:val="-2"/>
-        </w:rPr>
-        <w:t>para el tr</w:t>
-      </w:r>
-      <w:r>
-        <w:rPr>
-          <w:rFonts w:ascii="Arial" w:eastAsia="Arial Narrow" w:hAnsi="Arial" w:cs="Arial"/>
-          <w:color w:val="2C3A45"/>
-          <w:spacing w:val="-2"/>
-        </w:rPr>
-        <w:t>á</w:t>
-      </w:r>
-      <w:r>
-        <w:rPr>
-          <w:rFonts w:ascii="Arial" w:eastAsia="Arial Narrow" w:hAnsi="Arial" w:cs="Arial"/>
-          <w:color w:val="2C3A45"/>
-          <w:spacing w:val="-2"/>
-        </w:rPr>
-        <w:t xml:space="preserve">fico de </w:t>
-      </w:r>
-      <w:proofErr w:type="spellStart"/>
-      <w:r>
-        <w:rPr>
-          <w:rFonts w:ascii="Arial" w:eastAsia="Arial Narrow" w:hAnsi="Arial" w:cs="Arial"/>
-          <w:color w:val="2C3A45"/>
-          <w:spacing w:val="-2"/>
-        </w:rPr>
-        <w:t>vlan</w:t>
-      </w:r>
-      <w:proofErr w:type="spellEnd"/>
-      <w:r>
-        <w:rPr>
-          <w:rFonts w:ascii="Arial" w:eastAsia="Arial Narrow" w:hAnsi="Arial" w:cs="Arial"/>
-          <w:color w:val="2C3A45"/>
-          <w:spacing w:val="-2"/>
-        </w:rPr>
-        <w:t xml:space="preserve"> sin etiqueta</w:t>
-      </w:r>
-      <w:r>
-        <w:rPr>
-          <w:rFonts w:ascii="Arial" w:eastAsia="Arial Narrow" w:hAnsi="Arial" w:cs="Arial"/>
-          <w:color w:val="2C3A45"/>
-          <w:spacing w:val="-2"/>
-        </w:rPr>
-        <w:t>r.</w:t>
-      </w:r>
-      <w:r>
-        <w:rPr>
-          <w:rFonts w:ascii="Arial" w:eastAsia="Arial Narrow" w:hAnsi="Arial" w:cs="Arial"/>
-          <w:color w:val="2C3A45"/>
-          <w:spacing w:val="-2"/>
-        </w:rPr>
-        <w:t xml:space="preserve"> </w:t>
-      </w:r>
-      <w:r>
-        <w:rPr>
-          <w:rFonts w:ascii="Arial" w:eastAsia="Arial Narrow" w:hAnsi="Arial" w:cs="Arial"/>
-          <w:color w:val="2C3A45"/>
-          <w:spacing w:val="-2"/>
-        </w:rPr>
-        <w:t xml:space="preserve">La </w:t>
-      </w:r>
-      <w:proofErr w:type="spellStart"/>
-      <w:r>
-        <w:rPr>
-          <w:rFonts w:ascii="Arial" w:eastAsia="Arial Narrow" w:hAnsi="Arial" w:cs="Arial"/>
-          <w:color w:val="2C3A45"/>
-          <w:spacing w:val="-2"/>
-        </w:rPr>
-        <w:t>vlan</w:t>
-      </w:r>
-      <w:proofErr w:type="spellEnd"/>
-      <w:r>
-        <w:rPr>
-          <w:rFonts w:ascii="Arial" w:eastAsia="Arial Narrow" w:hAnsi="Arial" w:cs="Arial"/>
-          <w:color w:val="2C3A45"/>
-          <w:spacing w:val="-2"/>
-        </w:rPr>
-        <w:t xml:space="preserve"> nativa s</w:t>
-      </w:r>
-      <w:r>
-        <w:rPr>
-          <w:rFonts w:ascii="Arial" w:eastAsia="Arial Narrow" w:hAnsi="Arial" w:cs="Arial"/>
-          <w:color w:val="2C3A45"/>
-          <w:spacing w:val="-2"/>
-        </w:rPr>
-        <w:t>e</w:t>
-      </w:r>
-      <w:r>
-        <w:rPr>
-          <w:rFonts w:ascii="Arial" w:eastAsia="Arial Narrow" w:hAnsi="Arial" w:cs="Arial"/>
-          <w:color w:val="2C3A45"/>
-          <w:spacing w:val="-2"/>
-        </w:rPr>
-        <w:t xml:space="preserve"> utiliza para que todos aquellos </w:t>
-      </w:r>
-      <w:proofErr w:type="spellStart"/>
-      <w:r>
-        <w:rPr>
-          <w:rFonts w:ascii="Arial" w:eastAsia="Arial Narrow" w:hAnsi="Arial" w:cs="Arial"/>
-          <w:color w:val="2C3A45"/>
-          <w:spacing w:val="-2"/>
-        </w:rPr>
-        <w:t>frames</w:t>
-      </w:r>
-      <w:proofErr w:type="spellEnd"/>
-      <w:r>
-        <w:rPr>
-          <w:rFonts w:ascii="Arial" w:eastAsia="Arial Narrow" w:hAnsi="Arial" w:cs="Arial"/>
-          <w:color w:val="2C3A45"/>
-          <w:spacing w:val="-2"/>
-        </w:rPr>
-        <w:t xml:space="preserve"> (datagramas) que no incluyen una etiqueta (tag) sean enviados a la </w:t>
-      </w:r>
-      <w:proofErr w:type="spellStart"/>
-      <w:r>
-        <w:rPr>
-          <w:rFonts w:ascii="Arial" w:eastAsia="Arial Narrow" w:hAnsi="Arial" w:cs="Arial"/>
-          <w:color w:val="2C3A45"/>
-          <w:spacing w:val="-2"/>
-        </w:rPr>
-        <w:t>vlan</w:t>
-      </w:r>
-      <w:proofErr w:type="spellEnd"/>
-      <w:r>
-        <w:rPr>
-          <w:rFonts w:ascii="Arial" w:eastAsia="Arial Narrow" w:hAnsi="Arial" w:cs="Arial"/>
-          <w:color w:val="2C3A45"/>
-          <w:spacing w:val="-2"/>
-        </w:rPr>
-        <w:t xml:space="preserve"> nativa y as</w:t>
-      </w:r>
-      <w:r>
-        <w:rPr>
-          <w:rFonts w:ascii="Arial" w:eastAsia="Arial Narrow" w:hAnsi="Arial" w:cs="Arial"/>
-          <w:color w:val="2C3A45"/>
-          <w:spacing w:val="-2"/>
-        </w:rPr>
-        <w:t>í</w:t>
-      </w:r>
-      <w:r>
-        <w:rPr>
-          <w:rFonts w:ascii="Arial" w:eastAsia="Arial Narrow" w:hAnsi="Arial" w:cs="Arial"/>
-          <w:color w:val="2C3A45"/>
-          <w:spacing w:val="-2"/>
-        </w:rPr>
-        <w:t xml:space="preserve"> se descartan. </w:t>
-      </w:r>
-      <w:r>
-        <w:rPr>
-          <w:rFonts w:ascii="Arial" w:eastAsia="Arial Narrow" w:hAnsi="Arial" w:cs="Arial"/>
-          <w:color w:val="2C3A45"/>
-          <w:spacing w:val="-2"/>
-        </w:rPr>
-        <w:t>L</w:t>
-      </w:r>
-      <w:r>
-        <w:rPr>
-          <w:rFonts w:ascii="Arial" w:eastAsia="Arial Narrow" w:hAnsi="Arial" w:cs="Arial"/>
-          <w:color w:val="2C3A45"/>
-          <w:spacing w:val="-2"/>
-        </w:rPr>
-        <w:t xml:space="preserve">a </w:t>
-      </w:r>
-      <w:proofErr w:type="spellStart"/>
-      <w:r>
-        <w:rPr>
-          <w:rFonts w:ascii="Arial" w:eastAsia="Arial Narrow" w:hAnsi="Arial" w:cs="Arial"/>
-          <w:color w:val="2C3A45"/>
-          <w:spacing w:val="-2"/>
-        </w:rPr>
-        <w:t>vlan</w:t>
-      </w:r>
-      <w:proofErr w:type="spellEnd"/>
-      <w:r>
-        <w:rPr>
-          <w:rFonts w:ascii="Arial" w:eastAsia="Arial Narrow" w:hAnsi="Arial" w:cs="Arial"/>
-          <w:color w:val="2C3A45"/>
-          <w:spacing w:val="-2"/>
-        </w:rPr>
-        <w:t xml:space="preserve"> nativa ayuda a evitar alg</w:t>
-      </w:r>
-      <w:r>
-        <w:rPr>
-          <w:rFonts w:ascii="Arial" w:eastAsia="Arial Narrow" w:hAnsi="Arial" w:cs="Arial"/>
-          <w:color w:val="2C3A45"/>
-          <w:spacing w:val="-2"/>
-        </w:rPr>
-        <w:t>ú</w:t>
-      </w:r>
-      <w:r>
-        <w:rPr>
-          <w:rFonts w:ascii="Arial" w:eastAsia="Arial Narrow" w:hAnsi="Arial" w:cs="Arial"/>
-          <w:color w:val="2C3A45"/>
-          <w:spacing w:val="-2"/>
-        </w:rPr>
-        <w:t xml:space="preserve">n tipo de amenaza, donde se descartan aquellos datagramas que no cuentan </w:t>
-      </w:r>
-      <w:r>
-        <w:rPr>
-          <w:rFonts w:ascii="Arial" w:eastAsia="Arial Narrow" w:hAnsi="Arial" w:cs="Arial"/>
-          <w:color w:val="2C3A45"/>
-          <w:spacing w:val="-2"/>
-        </w:rPr>
-        <w:t xml:space="preserve">con </w:t>
-      </w:r>
-      <w:r>
-        <w:rPr>
-          <w:rFonts w:ascii="Arial" w:eastAsia="Arial Narrow" w:hAnsi="Arial" w:cs="Arial"/>
-          <w:color w:val="2C3A45"/>
-          <w:spacing w:val="-2"/>
-        </w:rPr>
-        <w:t xml:space="preserve">una etiqueta que indique a que </w:t>
-      </w:r>
-      <w:proofErr w:type="spellStart"/>
-      <w:r>
-        <w:rPr>
-          <w:rFonts w:ascii="Arial" w:eastAsia="Arial Narrow" w:hAnsi="Arial" w:cs="Arial"/>
-          <w:color w:val="2C3A45"/>
-          <w:spacing w:val="-2"/>
-        </w:rPr>
-        <w:t>vlan</w:t>
-      </w:r>
-      <w:proofErr w:type="spellEnd"/>
-      <w:r>
-        <w:rPr>
-          <w:rFonts w:ascii="Arial" w:eastAsia="Arial Narrow" w:hAnsi="Arial" w:cs="Arial"/>
-          <w:color w:val="2C3A45"/>
-          <w:spacing w:val="-2"/>
-        </w:rPr>
-        <w:t xml:space="preserve"> corresponden.</w:t>
-      </w:r>
-    </w:p>
-    <w:p>
-      <w:pPr>
-        <w:spacing w:line="360" w:lineRule="exact"/>
-        <w:jc w:val="both"/>
-        <w:rPr>
-          <w:rFonts w:ascii="Arial" w:eastAsia="Arial Narrow" w:hAnsi="Arial" w:cs="Arial"/>
-          <w:color w:val="2C3A45"/>
-          <w:spacing w:val="-2"/>
-        </w:rPr>
-      </w:pPr>
-      <w:r>
-        <w:rPr>
-          <w:rFonts w:ascii="Arial" w:eastAsia="Arial Narrow" w:hAnsi="Arial" w:cs="Arial"/>
-          <w:color w:val="2C3A45"/>
-          <w:spacing w:val="-2"/>
-        </w:rPr>
-        <w:t xml:space="preserve">La </w:t>
-      </w:r>
-      <w:proofErr w:type="spellStart"/>
-      <w:r>
-        <w:rPr>
-          <w:rFonts w:ascii="Arial" w:eastAsia="Arial Narrow" w:hAnsi="Arial" w:cs="Arial"/>
-          <w:b/>
-          <w:bCs/>
-          <w:color w:val="2C3A45"/>
-          <w:spacing w:val="-2"/>
-        </w:rPr>
-        <w:t>vlan</w:t>
-      </w:r>
-      <w:proofErr w:type="spellEnd"/>
-      <w:r>
-        <w:rPr>
-          <w:rFonts w:ascii="Arial" w:eastAsia="Arial Narrow" w:hAnsi="Arial" w:cs="Arial"/>
-          <w:b/>
-          <w:bCs/>
-          <w:color w:val="2C3A45"/>
-          <w:spacing w:val="-2"/>
-        </w:rPr>
-        <w:t xml:space="preserve"> de administración</w:t>
-      </w:r>
-      <w:r>
-        <w:rPr>
-          <w:rFonts w:ascii="Arial" w:eastAsia="Arial Narrow" w:hAnsi="Arial" w:cs="Arial"/>
-          <w:color w:val="2C3A45"/>
-          <w:spacing w:val="-2"/>
-        </w:rPr>
-        <w:t xml:space="preserve"> se usa para la configuración de los switches.</w:t>
-      </w:r>
-    </w:p>
-    <w:p>
-      <w:pPr>
-        <w:spacing w:line="360" w:lineRule="exact"/>
-        <w:jc w:val="both"/>
-        <w:rPr>
-          <w:rFonts w:ascii="Arial" w:eastAsia="Arial Narrow" w:hAnsi="Arial" w:cs="Arial"/>
-          <w:color w:val="2C3A45"/>
-          <w:spacing w:val="-2"/>
-        </w:rPr>
-      </w:pPr>
-      <w:r>
-        <w:rPr>
-          <w:rFonts w:ascii="Arial" w:eastAsia="Arial Narrow" w:hAnsi="Arial" w:cs="Arial"/>
-          <w:color w:val="2C3A45"/>
-          <w:spacing w:val="-2"/>
-        </w:rPr>
-        <w:t xml:space="preserve">Aunque la </w:t>
-      </w:r>
-      <w:proofErr w:type="spellStart"/>
-      <w:r>
-        <w:rPr>
-          <w:rFonts w:ascii="Arial" w:eastAsia="Arial Narrow" w:hAnsi="Arial" w:cs="Arial"/>
-          <w:color w:val="2C3A45"/>
-          <w:spacing w:val="-2"/>
-        </w:rPr>
-        <w:t>vlan</w:t>
-      </w:r>
-      <w:proofErr w:type="spellEnd"/>
-      <w:r>
-        <w:rPr>
-          <w:rFonts w:ascii="Arial" w:eastAsia="Arial Narrow" w:hAnsi="Arial" w:cs="Arial"/>
-          <w:color w:val="2C3A45"/>
-          <w:spacing w:val="-2"/>
-        </w:rPr>
-        <w:t xml:space="preserve"> nativa y la </w:t>
-      </w:r>
-      <w:proofErr w:type="spellStart"/>
-      <w:r>
-        <w:rPr>
-          <w:rFonts w:ascii="Arial" w:eastAsia="Arial Narrow" w:hAnsi="Arial" w:cs="Arial"/>
-          <w:color w:val="2C3A45"/>
-          <w:spacing w:val="-2"/>
-        </w:rPr>
-        <w:t>vlan</w:t>
-      </w:r>
-      <w:proofErr w:type="spellEnd"/>
-      <w:r>
-        <w:rPr>
-          <w:rFonts w:ascii="Arial" w:eastAsia="Arial Narrow" w:hAnsi="Arial" w:cs="Arial"/>
-          <w:color w:val="2C3A45"/>
-          <w:spacing w:val="-2"/>
-        </w:rPr>
-        <w:t xml:space="preserve"> de administraci</w:t>
-      </w:r>
-      <w:r>
-        <w:rPr>
-          <w:rFonts w:ascii="Arial" w:eastAsia="Arial Narrow" w:hAnsi="Arial" w:cs="Arial"/>
-          <w:color w:val="2C3A45"/>
-          <w:spacing w:val="-2"/>
-        </w:rPr>
-        <w:t>ó</w:t>
-      </w:r>
-      <w:r>
-        <w:rPr>
-          <w:rFonts w:ascii="Arial" w:eastAsia="Arial Narrow" w:hAnsi="Arial" w:cs="Arial"/>
-          <w:color w:val="2C3A45"/>
-          <w:spacing w:val="-2"/>
-        </w:rPr>
-        <w:t>n pueden ser la misma, por buena pr</w:t>
-      </w:r>
-      <w:r>
-        <w:rPr>
-          <w:rFonts w:ascii="Arial" w:eastAsia="Arial Narrow" w:hAnsi="Arial" w:cs="Arial"/>
-          <w:color w:val="2C3A45"/>
-          <w:spacing w:val="-2"/>
-        </w:rPr>
-        <w:t>á</w:t>
-      </w:r>
-      <w:r>
-        <w:rPr>
-          <w:rFonts w:ascii="Arial" w:eastAsia="Arial Narrow" w:hAnsi="Arial" w:cs="Arial"/>
-          <w:color w:val="2C3A45"/>
-          <w:spacing w:val="-2"/>
-        </w:rPr>
-        <w:t>ctica se recomienda que sean totalmente distintas. </w:t>
-      </w:r>
-    </w:p>
-    <w:p>
-      <w:pPr>
-        <w:spacing w:line="200" w:lineRule="atLeast"/>
-        <w:ind w:left="114"/>
-        <w:jc w:val="center"/>
-        <w:rPr>
-          <w:rFonts w:ascii="Arial Narrow" w:eastAsia="Arial Narrow" w:hAnsi="Arial Narrow" w:cs="Arial Narrow"/>
-          <w:sz w:val="20"/>
-          <w:szCs w:val="20"/>
-        </w:rPr>
-      </w:pPr>
-    </w:p>
-    <w:p>
-      <w:pPr>
-        <w:spacing w:line="360" w:lineRule="exact"/>
-        <w:jc w:val="both"/>
-        <w:rPr>
-          <w:rFonts w:ascii="Arial" w:eastAsia="Arial Narrow" w:hAnsi="Arial" w:cs="Arial"/>
-        </w:rPr>
-      </w:pPr>
-      <w:r>
-        <w:rPr>
-          <w:rFonts w:ascii="Arial" w:eastAsia="Arial Narrow" w:hAnsi="Arial" w:cs="Arial"/>
-        </w:rPr>
-        <w:t xml:space="preserve">Nuestro reto el día de hoy es trabajar con un diseño físico de red en </w:t>
-      </w:r>
-      <w:proofErr w:type="spellStart"/>
-      <w:r>
-        <w:rPr>
-          <w:rFonts w:ascii="Arial" w:eastAsia="Arial Narrow" w:hAnsi="Arial" w:cs="Arial"/>
-          <w:b/>
-          <w:bCs/>
-        </w:rPr>
-        <w:t>Packet</w:t>
-      </w:r>
-      <w:proofErr w:type="spellEnd"/>
-      <w:r>
-        <w:rPr>
-          <w:rFonts w:ascii="Arial" w:eastAsia="Arial Narrow" w:hAnsi="Arial" w:cs="Arial"/>
-          <w:b/>
-          <w:bCs/>
-        </w:rPr>
-        <w:t xml:space="preserve"> </w:t>
-      </w:r>
-      <w:proofErr w:type="spellStart"/>
-      <w:r>
-        <w:rPr>
-          <w:rFonts w:ascii="Arial" w:eastAsia="Arial Narrow" w:hAnsi="Arial" w:cs="Arial"/>
-          <w:b/>
-          <w:bCs/>
-        </w:rPr>
-        <w:t>Tracer</w:t>
-      </w:r>
-      <w:proofErr w:type="spellEnd"/>
-      <w:r>
-        <w:rPr>
-          <w:rFonts w:ascii="Arial" w:eastAsia="Arial Narrow" w:hAnsi="Arial" w:cs="Arial"/>
-          <w:b/>
-          <w:bCs/>
-        </w:rPr>
-        <w:t xml:space="preserve"> </w:t>
-      </w:r>
-      <w:r>
-        <w:rPr>
-          <w:rFonts w:ascii="Arial" w:eastAsia="Arial Narrow" w:hAnsi="Arial" w:cs="Arial"/>
-        </w:rPr>
-        <w:t>y realizar la programación de los equipos de interconexión</w:t>
+        </w:rPr>
+        <w:t>l</w:t>
       </w:r>
       <w:r>
         <w:rPr>
           <w:rFonts w:ascii="Arial" w:eastAsia="Arial Narrow" w:hAnsi="Arial" w:cs="Arial"/>
           <w:lang w:val="es-ES"/>
         </w:rPr>
-        <w:t>,</w:t>
-      </w:r>
-      <w:r>
-        <w:rPr>
-          <w:rFonts w:ascii="Arial" w:eastAsia="Arial Narrow" w:hAnsi="Arial" w:cs="Arial"/>
-        </w:rPr>
-        <w:t xml:space="preserve"> </w:t>
-      </w:r>
-      <w:r>
-        <w:rPr>
-          <w:rFonts w:ascii="Arial" w:eastAsia="Arial Narrow" w:hAnsi="Arial" w:cs="Arial"/>
-        </w:rPr>
-        <w:t>l</w:t>
-      </w:r>
-      <w:r>
-        <w:rPr>
-          <w:rFonts w:ascii="Arial" w:eastAsia="Arial Narrow" w:hAnsi="Arial" w:cs="Arial"/>
-          <w:lang w:val="es-ES"/>
-        </w:rPr>
         <w:t xml:space="preserve">a configuración de </w:t>
       </w:r>
-      <w:proofErr w:type="spellStart"/>
       <w:r>
         <w:rPr>
           <w:rFonts w:ascii="Arial" w:eastAsia="Arial Narrow" w:hAnsi="Arial" w:cs="Arial"/>
@@ -791,7 +591,6 @@
         </w:rPr>
         <w:t>VLANs</w:t>
       </w:r>
-      <w:proofErr w:type="spellEnd"/>
       <w:r>
         <w:rPr>
           <w:rFonts w:ascii="Arial" w:eastAsia="Arial Narrow" w:hAnsi="Arial" w:cs="Arial"/>
@@ -946,7 +745,7 @@
     </w:p>
     <w:p>
       <w:pPr>
-        <w:pStyle w:val="ListParagraph"/>
+        <w:pStyle w:val="Prrafodelista"/>
         <w:numPr>
           <w:ilvl w:val="0"/>
           <w:numId w:val="32"/>
@@ -980,25 +779,7 @@
           <w:color w:val="2C3A45"/>
           <w:spacing w:val="-2"/>
         </w:rPr>
-        <w:t xml:space="preserve">requiere para configurar las </w:t>
-      </w:r>
-      <w:proofErr w:type="spellStart"/>
-      <w:r>
-        <w:rPr>
-          <w:rFonts w:ascii="Arial" w:eastAsia="Arial Narrow" w:hAnsi="Arial" w:cs="Arial"/>
-          <w:color w:val="2C3A45"/>
-          <w:spacing w:val="-2"/>
-        </w:rPr>
-        <w:t>IPs</w:t>
-      </w:r>
-      <w:proofErr w:type="spellEnd"/>
-      <w:r>
-        <w:rPr>
-          <w:rFonts w:ascii="Arial" w:eastAsia="Arial Narrow" w:hAnsi="Arial" w:cs="Arial"/>
-          <w:color w:val="2C3A45"/>
-          <w:spacing w:val="-2"/>
-        </w:rPr>
-        <w:t xml:space="preserve"> de todos los </w:t>
+        <w:t xml:space="preserve">requiere para configurar las IPs de todos los </w:t>
       </w:r>
       <w:r>
         <w:rPr>
@@ -1026,9 +807,16 @@
           <w:color w:val="2C3A45"/>
           <w:spacing w:val="-2"/>
         </w:rPr>
-        <w:t xml:space="preserve">default </w:t>
-      </w:r>
-      <w:proofErr w:type="spellStart"/>
+        <w:t>default gateway</w:t>
+      </w:r>
+      <w:r>
+        <w:rPr>
+          <w:rFonts w:ascii="Arial" w:eastAsia="Arial Narrow" w:hAnsi="Arial" w:cs="Arial"/>
+          <w:color w:val="2C3A45"/>
+          <w:spacing w:val="-2"/>
+        </w:rPr>
+        <w:t xml:space="preserve"> en la </w:t>
+      </w:r>
       <w:r>
         <w:rPr>
           <w:rFonts w:ascii="Arial" w:eastAsia="Arial Narrow" w:hAnsi="Arial" w:cs="Arial"/>
@@ -1037,25 +825,6 @@
           <w:color w:val="2C3A45"/>
           <w:spacing w:val="-2"/>
         </w:rPr>
-        <w:t>gateway</w:t>
-      </w:r>
-      <w:proofErr w:type="spellEnd"/>
-      <w:r>
-        <w:rPr>
-          <w:rFonts w:ascii="Arial" w:eastAsia="Arial Narrow" w:hAnsi="Arial" w:cs="Arial"/>
-          <w:color w:val="2C3A45"/>
-          <w:spacing w:val="-2"/>
-        </w:rPr>
-        <w:t xml:space="preserve"> en la </w:t>
-      </w:r>
-      <w:r>
-        <w:rPr>
-          <w:rFonts w:ascii="Arial" w:eastAsia="Arial Narrow" w:hAnsi="Arial" w:cs="Arial"/>
-          <w:b/>
-          <w:bCs/>
-          <w:color w:val="2C3A45"/>
-          <w:spacing w:val="-2"/>
-        </w:rPr>
         <w:t>VLAN nativa</w:t>
       </w:r>
       <w:r>
@@ -1069,7 +838,7 @@
     </w:p>
     <w:p>
       <w:pPr>
-        <w:pStyle w:val="ListParagraph"/>
+        <w:pStyle w:val="Prrafodelista"/>
         <w:spacing w:before="120" w:line="360" w:lineRule="exact"/>
         <w:ind w:left="357"/>
         <w:jc w:val="both"/>
@@ -1402,7 +1171,6 @@
                 <w:spacing w:val="-1"/>
               </w:rPr>
             </w:pPr>
-            <w:proofErr w:type="spellStart"/>
             <w:r>
               <w:rPr>
                 <w:rFonts w:ascii="Arial" w:hAnsi="Arial" w:cs="Arial"/>
@@ -1413,7 +1181,6 @@
               </w:rPr>
               <w:t>IPs</w:t>
             </w:r>
-            <w:proofErr w:type="spellEnd"/>
           </w:p>
         </w:tc>
         <w:tc>
@@ -1637,7 +1404,6 @@
               <w:bottom w:val="single" w:sz="8" w:space="0" w:color="000000"/>
               <w:right w:val="single" w:sz="8" w:space="0" w:color="000000"/>
             </w:tcBorders>
-            <w:shd w:val="clear" w:color="auto" w:fill="auto"/>
             <w:tcMar>
               <w:top w:w="15" w:type="dxa"/>
               <w:left w:w="15" w:type="dxa"/>
@@ -1680,7 +1446,6 @@
               <w:bottom w:val="single" w:sz="8" w:space="0" w:color="000000"/>
               <w:right w:val="single" w:sz="8" w:space="0" w:color="000000"/>
             </w:tcBorders>
-            <w:shd w:val="clear" w:color="auto" w:fill="auto"/>
             <w:tcMar>
               <w:top w:w="15" w:type="dxa"/>
               <w:left w:w="15" w:type="dxa"/>
@@ -1723,7 +1488,6 @@
               <w:bottom w:val="single" w:sz="8" w:space="0" w:color="000000"/>
               <w:right w:val="single" w:sz="8" w:space="0" w:color="000000"/>
             </w:tcBorders>
-            <w:shd w:val="clear" w:color="auto" w:fill="auto"/>
             <w:tcMar>
               <w:top w:w="15" w:type="dxa"/>
               <w:left w:w="15" w:type="dxa"/>
@@ -1815,7 +1579,6 @@
               <w:bottom w:val="single" w:sz="8" w:space="0" w:color="000000"/>
               <w:right w:val="single" w:sz="8" w:space="0" w:color="000000"/>
             </w:tcBorders>
-            <w:shd w:val="clear" w:color="auto" w:fill="auto"/>
             <w:tcMar>
               <w:top w:w="15" w:type="dxa"/>
               <w:left w:w="15" w:type="dxa"/>
@@ -1858,7 +1621,6 @@
               <w:bottom w:val="single" w:sz="8" w:space="0" w:color="000000"/>
               <w:right w:val="single" w:sz="8" w:space="0" w:color="000000"/>
             </w:tcBorders>
-            <w:shd w:val="clear" w:color="auto" w:fill="auto"/>
             <w:tcMar>
               <w:top w:w="15" w:type="dxa"/>
               <w:left w:w="15" w:type="dxa"/>
@@ -1901,7 +1663,6 @@
               <w:bottom w:val="single" w:sz="8" w:space="0" w:color="000000"/>
               <w:right w:val="single" w:sz="8" w:space="0" w:color="000000"/>
             </w:tcBorders>
-            <w:shd w:val="clear" w:color="auto" w:fill="auto"/>
             <w:tcMar>
               <w:top w:w="15" w:type="dxa"/>
               <w:left w:w="15" w:type="dxa"/>
@@ -1967,7 +1728,6 @@
               <w:bottom w:val="single" w:sz="8" w:space="0" w:color="000000"/>
               <w:right w:val="single" w:sz="8" w:space="0" w:color="000000"/>
             </w:tcBorders>
-            <w:shd w:val="clear" w:color="auto" w:fill="auto"/>
             <w:tcMar>
               <w:top w:w="15" w:type="dxa"/>
               <w:left w:w="15" w:type="dxa"/>
@@ -2015,7 +1775,6 @@
               <w:bottom w:val="single" w:sz="8" w:space="0" w:color="000000"/>
               <w:right w:val="single" w:sz="8" w:space="0" w:color="000000"/>
             </w:tcBorders>
-            <w:shd w:val="clear" w:color="auto" w:fill="auto"/>
             <w:tcMar>
               <w:top w:w="15" w:type="dxa"/>
               <w:left w:w="15" w:type="dxa"/>
@@ -2037,7 +1796,6 @@
                 <w:spacing w:val="-1"/>
               </w:rPr>
             </w:pPr>
-            <w:proofErr w:type="spellStart"/>
             <w:r>
               <w:rPr>
                 <w:rFonts w:ascii="Arial" w:hAnsi="Arial" w:cs="Arial"/>
@@ -2048,7 +1806,6 @@
               </w:rPr>
               <w:t>Users</w:t>
             </w:r>
-            <w:proofErr w:type="spellEnd"/>
           </w:p>
         </w:tc>
         <w:tc>
@@ -2060,7 +1817,6 @@
               <w:bottom w:val="single" w:sz="8" w:space="0" w:color="000000"/>
               <w:right w:val="single" w:sz="8" w:space="0" w:color="000000"/>
             </w:tcBorders>
-            <w:shd w:val="clear" w:color="auto" w:fill="auto"/>
             <w:tcMar>
               <w:top w:w="15" w:type="dxa"/>
               <w:left w:w="15" w:type="dxa"/>
@@ -2103,7 +1859,6 @@
               <w:bottom w:val="single" w:sz="8" w:space="0" w:color="000000"/>
               <w:right w:val="single" w:sz="8" w:space="0" w:color="000000"/>
             </w:tcBorders>
-            <w:shd w:val="clear" w:color="auto" w:fill="auto"/>
             <w:tcMar>
               <w:top w:w="15" w:type="dxa"/>
               <w:left w:w="15" w:type="dxa"/>
@@ -2179,7 +1934,6 @@
               <w:bottom w:val="single" w:sz="8" w:space="0" w:color="000000"/>
               <w:right w:val="single" w:sz="8" w:space="0" w:color="000000"/>
             </w:tcBorders>
-            <w:shd w:val="clear" w:color="auto" w:fill="auto"/>
             <w:tcMar>
               <w:top w:w="15" w:type="dxa"/>
               <w:left w:w="15" w:type="dxa"/>
@@ -2222,7 +1976,6 @@
               <w:bottom w:val="single" w:sz="8" w:space="0" w:color="000000"/>
               <w:right w:val="single" w:sz="8" w:space="0" w:color="000000"/>
             </w:tcBorders>
-            <w:shd w:val="clear" w:color="auto" w:fill="auto"/>
             <w:tcMar>
               <w:top w:w="15" w:type="dxa"/>
               <w:left w:w="15" w:type="dxa"/>
@@ -2265,7 +2018,6 @@
               <w:bottom w:val="single" w:sz="8" w:space="0" w:color="000000"/>
               <w:right w:val="single" w:sz="8" w:space="0" w:color="000000"/>
             </w:tcBorders>
-            <w:shd w:val="clear" w:color="auto" w:fill="auto"/>
             <w:tcMar>
               <w:top w:w="15" w:type="dxa"/>
               <w:left w:w="15" w:type="dxa"/>
@@ -2318,7 +2070,6 @@
               <w:bottom w:val="single" w:sz="8" w:space="0" w:color="000000"/>
               <w:right w:val="single" w:sz="8" w:space="0" w:color="000000"/>
             </w:tcBorders>
-            <w:shd w:val="clear" w:color="auto" w:fill="auto"/>
             <w:tcMar>
               <w:top w:w="15" w:type="dxa"/>
               <w:left w:w="15" w:type="dxa"/>
@@ -2366,7 +2117,6 @@
               <w:bottom w:val="single" w:sz="8" w:space="0" w:color="000000"/>
               <w:right w:val="single" w:sz="8" w:space="0" w:color="000000"/>
             </w:tcBorders>
-            <w:shd w:val="clear" w:color="auto" w:fill="auto"/>
             <w:tcMar>
               <w:top w:w="15" w:type="dxa"/>
               <w:left w:w="15" w:type="dxa"/>
@@ -2409,7 +2159,6 @@
               <w:bottom w:val="single" w:sz="8" w:space="0" w:color="000000"/>
               <w:right w:val="single" w:sz="8" w:space="0" w:color="000000"/>
             </w:tcBorders>
-            <w:shd w:val="clear" w:color="auto" w:fill="auto"/>
             <w:tcMar>
               <w:top w:w="15" w:type="dxa"/>
               <w:left w:w="15" w:type="dxa"/>
@@ -2452,7 +2201,6 @@
               <w:bottom w:val="single" w:sz="8" w:space="0" w:color="000000"/>
               <w:right w:val="single" w:sz="8" w:space="0" w:color="000000"/>
             </w:tcBorders>
-            <w:shd w:val="clear" w:color="auto" w:fill="auto"/>
             <w:tcMar>
               <w:top w:w="15" w:type="dxa"/>
               <w:left w:w="15" w:type="dxa"/>
@@ -2528,7 +2276,6 @@
               <w:bottom w:val="single" w:sz="8" w:space="0" w:color="000000"/>
               <w:right w:val="single" w:sz="8" w:space="0" w:color="000000"/>
             </w:tcBorders>
-            <w:shd w:val="clear" w:color="auto" w:fill="auto"/>
             <w:tcMar>
               <w:top w:w="15" w:type="dxa"/>
               <w:left w:w="15" w:type="dxa"/>
@@ -2571,7 +2318,6 @@
               <w:bottom w:val="single" w:sz="8" w:space="0" w:color="000000"/>
               <w:right w:val="single" w:sz="8" w:space="0" w:color="000000"/>
             </w:tcBorders>
-            <w:shd w:val="clear" w:color="auto" w:fill="auto"/>
             <w:tcMar>
               <w:top w:w="15" w:type="dxa"/>
               <w:left w:w="15" w:type="dxa"/>
@@ -2614,7 +2360,6 @@
               <w:bottom w:val="single" w:sz="8" w:space="0" w:color="000000"/>
               <w:right w:val="single" w:sz="8" w:space="0" w:color="000000"/>
             </w:tcBorders>
-            <w:shd w:val="clear" w:color="auto" w:fill="auto"/>
             <w:tcMar>
               <w:top w:w="15" w:type="dxa"/>
               <w:left w:w="15" w:type="dxa"/>
@@ -2667,7 +2412,6 @@
               <w:bottom w:val="single" w:sz="8" w:space="0" w:color="000000"/>
               <w:right w:val="single" w:sz="8" w:space="0" w:color="000000"/>
             </w:tcBorders>
-            <w:shd w:val="clear" w:color="auto" w:fill="auto"/>
             <w:tcMar>
               <w:top w:w="15" w:type="dxa"/>
               <w:left w:w="15" w:type="dxa"/>
@@ -2715,7 +2459,6 @@
               <w:bottom w:val="single" w:sz="8" w:space="0" w:color="000000"/>
               <w:right w:val="single" w:sz="8" w:space="0" w:color="000000"/>
             </w:tcBorders>
-            <w:shd w:val="clear" w:color="auto" w:fill="auto"/>
             <w:tcMar>
               <w:top w:w="15" w:type="dxa"/>
               <w:left w:w="15" w:type="dxa"/>
@@ -2758,7 +2501,6 @@
               <w:bottom w:val="single" w:sz="8" w:space="0" w:color="000000"/>
               <w:right w:val="single" w:sz="8" w:space="0" w:color="000000"/>
             </w:tcBorders>
-            <w:shd w:val="clear" w:color="auto" w:fill="auto"/>
             <w:tcMar>
               <w:top w:w="15" w:type="dxa"/>
               <w:left w:w="15" w:type="dxa"/>
@@ -2801,7 +2543,6 @@
               <w:bottom w:val="single" w:sz="8" w:space="0" w:color="000000"/>
               <w:right w:val="single" w:sz="8" w:space="0" w:color="000000"/>
             </w:tcBorders>
-            <w:shd w:val="clear" w:color="auto" w:fill="auto"/>
             <w:tcMar>
               <w:top w:w="15" w:type="dxa"/>
               <w:left w:w="15" w:type="dxa"/>
@@ -2876,7 +2617,6 @@
               <w:bottom w:val="single" w:sz="8" w:space="0" w:color="000000"/>
               <w:right w:val="single" w:sz="8" w:space="0" w:color="000000"/>
             </w:tcBorders>
-            <w:shd w:val="clear" w:color="auto" w:fill="auto"/>
             <w:tcMar>
               <w:top w:w="15" w:type="dxa"/>
               <w:left w:w="15" w:type="dxa"/>
@@ -2918,7 +2658,6 @@
               <w:bottom w:val="single" w:sz="8" w:space="0" w:color="000000"/>
               <w:right w:val="single" w:sz="8" w:space="0" w:color="000000"/>
             </w:tcBorders>
-            <w:shd w:val="clear" w:color="auto" w:fill="auto"/>
             <w:tcMar>
               <w:top w:w="15" w:type="dxa"/>
               <w:left w:w="15" w:type="dxa"/>
@@ -2961,7 +2700,6 @@
               <w:bottom w:val="single" w:sz="8" w:space="0" w:color="000000"/>
               <w:right w:val="single" w:sz="8" w:space="0" w:color="000000"/>
             </w:tcBorders>
-            <w:shd w:val="clear" w:color="auto" w:fill="auto"/>
             <w:tcMar>
               <w:top w:w="15" w:type="dxa"/>
               <w:left w:w="15" w:type="dxa"/>
@@ -3014,7 +2752,6 @@
               <w:bottom w:val="single" w:sz="8" w:space="0" w:color="000000"/>
               <w:right w:val="single" w:sz="8" w:space="0" w:color="000000"/>
             </w:tcBorders>
-            <w:shd w:val="clear" w:color="auto" w:fill="auto"/>
             <w:tcMar>
               <w:top w:w="15" w:type="dxa"/>
               <w:left w:w="15" w:type="dxa"/>
@@ -3064,7 +2801,7 @@
     </w:p>
     <w:p>
       <w:pPr>
-        <w:pStyle w:val="ListParagraph"/>
+        <w:pStyle w:val="Prrafodelista"/>
         <w:numPr>
           <w:ilvl w:val="0"/>
           <w:numId w:val="32"/>
@@ -3085,7 +2822,6 @@
         </w:rPr>
         <w:t xml:space="preserve">Asigna direcciones IP válidas a las </w:t>
       </w:r>
-      <w:proofErr w:type="spellStart"/>
       <w:r>
         <w:rPr>
           <w:rFonts w:ascii="Arial" w:eastAsia="Arial Narrow" w:hAnsi="Arial" w:cs="Arial"/>
@@ -3094,44 +2830,15 @@
           <w:color w:val="2C3A45"/>
           <w:spacing w:val="-2"/>
         </w:rPr>
-        <w:t>VLANs</w:t>
-      </w:r>
-      <w:proofErr w:type="spellEnd"/>
-      <w:r>
-        <w:rPr>
-          <w:rFonts w:ascii="Arial" w:eastAsia="Arial Narrow" w:hAnsi="Arial" w:cs="Arial"/>
-          <w:b/>
-          <w:bCs/>
-          <w:color w:val="2C3A45"/>
-          <w:spacing w:val="-2"/>
-        </w:rPr>
-        <w:t xml:space="preserve"> 1</w:t>
-      </w:r>
-      <w:r>
-        <w:rPr>
-          <w:rFonts w:ascii="Arial" w:eastAsia="Arial Narrow" w:hAnsi="Arial" w:cs="Arial"/>
-          <w:color w:val="2C3A45"/>
-          <w:spacing w:val="-2"/>
-        </w:rPr>
-        <w:t xml:space="preserve"> de los switches y a la </w:t>
-      </w:r>
-      <w:proofErr w:type="spellStart"/>
-      <w:r>
-        <w:rPr>
-          <w:rFonts w:ascii="Arial" w:eastAsia="Arial Narrow" w:hAnsi="Arial" w:cs="Arial"/>
-          <w:color w:val="2C3A45"/>
-          <w:spacing w:val="-2"/>
-        </w:rPr>
-        <w:t>subinterface</w:t>
-      </w:r>
-      <w:proofErr w:type="spellEnd"/>
-      <w:r>
-        <w:rPr>
-          <w:rFonts w:ascii="Arial" w:eastAsia="Arial Narrow" w:hAnsi="Arial" w:cs="Arial"/>
-          <w:color w:val="2C3A45"/>
-          <w:spacing w:val="-2"/>
-        </w:rPr>
-        <w:t xml:space="preserve"> </w:t>
+        <w:t>VLANs 1</w:t>
+      </w:r>
+      <w:r>
+        <w:rPr>
+          <w:rFonts w:ascii="Arial" w:eastAsia="Arial Narrow" w:hAnsi="Arial" w:cs="Arial"/>
+          <w:color w:val="2C3A45"/>
+          <w:spacing w:val="-2"/>
+        </w:rPr>
+        <w:t xml:space="preserve"> de los switches y a la subinterface </w:t>
       </w:r>
       <w:r>
         <w:rPr>
@@ -3236,7 +2943,6 @@
                 <w:rFonts w:ascii="Arial" w:eastAsia="Arial" w:hAnsi="Arial" w:cs="Arial"/>
               </w:rPr>
             </w:pPr>
-            <w:proofErr w:type="gramStart"/>
             <w:r>
               <w:rPr>
                 <w:rFonts w:ascii="Arial" w:hAnsi="Arial" w:cs="Arial"/>
@@ -3245,7 +2951,6 @@
               </w:rPr>
               <w:t>Interface</w:t>
             </w:r>
-            <w:proofErr w:type="gramEnd"/>
           </w:p>
         </w:tc>
         <w:tc>
@@ -3379,7 +3084,6 @@
                 <w:szCs w:val="20"/>
               </w:rPr>
             </w:pPr>
-            <w:proofErr w:type="spellStart"/>
             <w:r>
               <w:rPr>
                 <w:rFonts w:ascii="Arial"/>
@@ -3387,7 +3091,6 @@
               </w:rPr>
               <w:t>RFrontera</w:t>
             </w:r>
-            <w:proofErr w:type="spellEnd"/>
           </w:p>
         </w:tc>
         <w:tc>
@@ -3524,7 +3227,6 @@
                 <w:szCs w:val="20"/>
               </w:rPr>
             </w:pPr>
-            <w:proofErr w:type="spellStart"/>
             <w:r>
               <w:rPr>
                 <w:rFonts w:ascii="Arial"/>
@@ -3533,7 +3235,6 @@
               </w:rPr>
               <w:t>SCompany</w:t>
             </w:r>
-            <w:proofErr w:type="spellEnd"/>
           </w:p>
         </w:tc>
         <w:tc>
@@ -3686,7 +3387,6 @@
                 <w:szCs w:val="20"/>
               </w:rPr>
             </w:pPr>
-            <w:proofErr w:type="spellStart"/>
             <w:r>
               <w:rPr>
                 <w:rFonts w:ascii="Arial"/>
@@ -3703,7 +3403,6 @@
               </w:rPr>
               <w:t>Oeste</w:t>
             </w:r>
-            <w:proofErr w:type="spellEnd"/>
           </w:p>
         </w:tc>
         <w:tc>
@@ -3858,7 +3557,6 @@
                 <w:szCs w:val="20"/>
               </w:rPr>
             </w:pPr>
-            <w:proofErr w:type="spellStart"/>
             <w:r>
               <w:rPr>
                 <w:rFonts w:ascii="Arial"/>
@@ -3875,7 +3573,6 @@
               </w:rPr>
               <w:t>Este</w:t>
             </w:r>
-            <w:proofErr w:type="spellEnd"/>
           </w:p>
         </w:tc>
         <w:tc>
@@ -4023,7 +3720,7 @@
     </w:p>
     <w:p>
       <w:pPr>
-        <w:pStyle w:val="ListParagraph"/>
+        <w:pStyle w:val="Prrafodelista"/>
         <w:numPr>
           <w:ilvl w:val="0"/>
           <w:numId w:val="32"/>
@@ -4044,7 +3741,6 @@
         </w:rPr>
         <w:t xml:space="preserve">Completa la configuración del </w:t>
       </w:r>
-      <w:proofErr w:type="spellStart"/>
       <w:r>
         <w:rPr>
           <w:rFonts w:ascii="Arial" w:eastAsia="Arial Narrow" w:hAnsi="Arial" w:cs="Arial"/>
@@ -4055,7 +3751,6 @@
         </w:rPr>
         <w:t>RFrontera</w:t>
       </w:r>
-      <w:proofErr w:type="spellEnd"/>
       <w:r>
         <w:rPr>
           <w:rFonts w:ascii="Arial" w:eastAsia="Arial Narrow" w:hAnsi="Arial" w:cs="Arial"/>
@@ -4067,7 +3762,7 @@
     </w:p>
     <w:p>
       <w:pPr>
-        <w:pStyle w:val="ListParagraph"/>
+        <w:pStyle w:val="Prrafodelista"/>
         <w:numPr>
           <w:ilvl w:val="0"/>
           <w:numId w:val="32"/>
@@ -4088,7 +3783,6 @@
         </w:rPr>
         <w:t xml:space="preserve">Realiza la configuración básica en los switches </w:t>
       </w:r>
-      <w:proofErr w:type="spellStart"/>
       <w:r>
         <w:rPr>
           <w:rFonts w:ascii="Arial" w:eastAsia="Arial Narrow" w:hAnsi="Arial" w:cs="Arial"/>
@@ -4109,7 +3803,6 @@
         </w:rPr>
         <w:t>Company</w:t>
       </w:r>
-      <w:proofErr w:type="spellEnd"/>
       <w:r>
         <w:rPr>
           <w:rFonts w:ascii="Arial" w:eastAsia="Arial Narrow" w:hAnsi="Arial" w:cs="Arial"/>
@@ -4118,7 +3811,6 @@
         </w:rPr>
         <w:t xml:space="preserve">, </w:t>
       </w:r>
-      <w:proofErr w:type="spellStart"/>
       <w:r>
         <w:rPr>
           <w:rFonts w:ascii="Arial" w:eastAsia="Arial Narrow" w:hAnsi="Arial" w:cs="Arial"/>
@@ -4127,9 +3819,16 @@
           <w:color w:val="2C3A45"/>
           <w:spacing w:val="-2"/>
         </w:rPr>
-        <w:t>SOeste</w:t>
-      </w:r>
-      <w:proofErr w:type="spellEnd"/>
+        <w:t xml:space="preserve">SOeste </w:t>
+      </w:r>
+      <w:r>
+        <w:rPr>
+          <w:rFonts w:ascii="Arial" w:eastAsia="Arial Narrow" w:hAnsi="Arial" w:cs="Arial"/>
+          <w:color w:val="2C3A45"/>
+          <w:spacing w:val="-2"/>
+        </w:rPr>
+        <w:t xml:space="preserve">y </w:t>
+      </w:r>
       <w:r>
         <w:rPr>
           <w:rFonts w:ascii="Arial" w:eastAsia="Arial Narrow" w:hAnsi="Arial" w:cs="Arial"/>
@@ -4138,28 +3837,8 @@
           <w:color w:val="2C3A45"/>
           <w:spacing w:val="-2"/>
         </w:rPr>
-        <w:t xml:space="preserve"> </w:t>
-      </w:r>
-      <w:r>
-        <w:rPr>
-          <w:rFonts w:ascii="Arial" w:eastAsia="Arial Narrow" w:hAnsi="Arial" w:cs="Arial"/>
-          <w:color w:val="2C3A45"/>
-          <w:spacing w:val="-2"/>
-        </w:rPr>
-        <w:t xml:space="preserve">y </w:t>
-      </w:r>
-      <w:proofErr w:type="spellStart"/>
-      <w:r>
-        <w:rPr>
-          <w:rFonts w:ascii="Arial" w:eastAsia="Arial Narrow" w:hAnsi="Arial" w:cs="Arial"/>
-          <w:b/>
-          <w:bCs/>
-          <w:color w:val="2C3A45"/>
-          <w:spacing w:val="-2"/>
-        </w:rPr>
         <w:t>SEste</w:t>
       </w:r>
-      <w:proofErr w:type="spellEnd"/>
       <w:r>
         <w:rPr>
           <w:rFonts w:ascii="Arial" w:eastAsia="Arial Narrow" w:hAnsi="Arial" w:cs="Arial"/>
@@ -4171,7 +3850,7 @@
     </w:p>
     <w:p>
       <w:pPr>
-        <w:pStyle w:val="ListParagraph"/>
+        <w:pStyle w:val="Prrafodelista"/>
         <w:numPr>
           <w:ilvl w:val="0"/>
           <w:numId w:val="32"/>
@@ -4200,20 +3879,8 @@
           <w:color w:val="2C3A45"/>
           <w:spacing w:val="-2"/>
         </w:rPr>
-        <w:t xml:space="preserve">base de datos de las </w:t>
-      </w:r>
-      <w:proofErr w:type="spellStart"/>
-      <w:r>
-        <w:rPr>
-          <w:rFonts w:ascii="Arial" w:eastAsia="Arial Narrow" w:hAnsi="Arial" w:cs="Arial"/>
-          <w:b/>
-          <w:bCs/>
-          <w:color w:val="2C3A45"/>
-          <w:spacing w:val="-2"/>
-        </w:rPr>
-        <w:t>VLANs</w:t>
-      </w:r>
-      <w:proofErr w:type="spellEnd"/>
+        <w:t>base de datos de las VLANs</w:t>
+      </w:r>
       <w:r>
         <w:rPr>
           <w:rFonts w:ascii="Arial" w:eastAsia="Arial Narrow" w:hAnsi="Arial" w:cs="Arial"/>
@@ -4225,7 +3892,7 @@
     </w:p>
     <w:p>
       <w:pPr>
-        <w:pStyle w:val="ListParagraph"/>
+        <w:pStyle w:val="Prrafodelista"/>
         <w:numPr>
           <w:ilvl w:val="0"/>
           <w:numId w:val="32"/>
@@ -4270,25 +3937,7 @@
           <w:color w:val="2C3A45"/>
           <w:spacing w:val="-2"/>
         </w:rPr>
-        <w:t xml:space="preserve">a las </w:t>
-      </w:r>
-      <w:proofErr w:type="spellStart"/>
-      <w:r>
-        <w:rPr>
-          <w:rFonts w:ascii="Arial" w:eastAsia="Arial Narrow" w:hAnsi="Arial" w:cs="Arial"/>
-          <w:color w:val="2C3A45"/>
-          <w:spacing w:val="-2"/>
-        </w:rPr>
-        <w:t>VLANs</w:t>
-      </w:r>
-      <w:proofErr w:type="spellEnd"/>
-      <w:r>
-        <w:rPr>
-          <w:rFonts w:ascii="Arial" w:eastAsia="Arial Narrow" w:hAnsi="Arial" w:cs="Arial"/>
-          <w:color w:val="2C3A45"/>
-          <w:spacing w:val="-2"/>
-        </w:rPr>
-        <w:t xml:space="preserve"> correspondientes e</w:t>
+        <w:t>a las VLANs correspondientes e</w:t>
       </w:r>
       <w:r>
         <w:rPr>
@@ -4298,7 +3947,6 @@
         </w:rPr>
         <w:t xml:space="preserve">n los switches </w:t>
       </w:r>
-      <w:proofErr w:type="spellStart"/>
       <w:r>
         <w:rPr>
           <w:rFonts w:ascii="Arial" w:eastAsia="Arial Narrow" w:hAnsi="Arial" w:cs="Arial"/>
@@ -4317,9 +3965,16 @@
           <w:color w:val="2C3A45"/>
           <w:spacing w:val="-2"/>
         </w:rPr>
-        <w:t>Oeste</w:t>
-      </w:r>
-      <w:proofErr w:type="spellEnd"/>
+        <w:t xml:space="preserve">Oeste </w:t>
+      </w:r>
+      <w:r>
+        <w:rPr>
+          <w:rFonts w:ascii="Arial" w:eastAsia="Arial Narrow" w:hAnsi="Arial" w:cs="Arial"/>
+          <w:color w:val="2C3A45"/>
+          <w:spacing w:val="-2"/>
+        </w:rPr>
+        <w:t xml:space="preserve">y </w:t>
+      </w:r>
       <w:r>
         <w:rPr>
           <w:rFonts w:ascii="Arial" w:eastAsia="Arial Narrow" w:hAnsi="Arial" w:cs="Arial"/>
@@ -4328,17 +3983,8 @@
           <w:color w:val="2C3A45"/>
           <w:spacing w:val="-2"/>
         </w:rPr>
-        <w:t xml:space="preserve"> </w:t>
-      </w:r>
-      <w:r>
-        <w:rPr>
-          <w:rFonts w:ascii="Arial" w:eastAsia="Arial Narrow" w:hAnsi="Arial" w:cs="Arial"/>
-          <w:color w:val="2C3A45"/>
-          <w:spacing w:val="-2"/>
-        </w:rPr>
-        <w:t xml:space="preserve">y </w:t>
-      </w:r>
-      <w:proofErr w:type="spellStart"/>
+        <w:t>S</w:t>
+      </w:r>
       <w:r>
         <w:rPr>
           <w:rFonts w:ascii="Arial" w:eastAsia="Arial Narrow" w:hAnsi="Arial" w:cs="Arial"/>
@@ -4347,19 +3993,8 @@
           <w:color w:val="2C3A45"/>
           <w:spacing w:val="-2"/>
         </w:rPr>
-        <w:t>S</w:t>
-      </w:r>
-      <w:r>
-        <w:rPr>
-          <w:rFonts w:ascii="Arial" w:eastAsia="Arial Narrow" w:hAnsi="Arial" w:cs="Arial"/>
-          <w:b/>
-          <w:bCs/>
-          <w:color w:val="2C3A45"/>
-          <w:spacing w:val="-2"/>
-        </w:rPr>
         <w:t>Este</w:t>
       </w:r>
-      <w:proofErr w:type="spellEnd"/>
       <w:r>
         <w:rPr>
           <w:rFonts w:ascii="Arial" w:eastAsia="Arial Narrow" w:hAnsi="Arial" w:cs="Arial"/>
@@ -4371,7 +4006,7 @@
     </w:p>
     <w:p>
       <w:pPr>
-        <w:pStyle w:val="ListParagraph"/>
+        <w:pStyle w:val="Prrafodelista"/>
         <w:numPr>
           <w:ilvl w:val="0"/>
           <w:numId w:val="32"/>
@@ -4413,7 +4048,7 @@
     </w:p>
     <w:p>
       <w:pPr>
-        <w:pStyle w:val="ListParagraph"/>
+        <w:pStyle w:val="Prrafodelista"/>
         <w:numPr>
           <w:ilvl w:val="0"/>
           <w:numId w:val="32"/>
@@ -4450,30 +4085,12 @@
           <w:color w:val="2C3A45"/>
           <w:spacing w:val="-2"/>
         </w:rPr>
-        <w:t xml:space="preserve"> en todos los switches y su default </w:t>
-      </w:r>
-      <w:proofErr w:type="spellStart"/>
-      <w:r>
-        <w:rPr>
-          <w:rFonts w:ascii="Arial" w:eastAsia="Arial Narrow" w:hAnsi="Arial" w:cs="Arial"/>
-          <w:color w:val="2C3A45"/>
-          <w:spacing w:val="-2"/>
-        </w:rPr>
-        <w:t>gateway</w:t>
-      </w:r>
-      <w:proofErr w:type="spellEnd"/>
-      <w:r>
-        <w:rPr>
-          <w:rFonts w:ascii="Arial" w:eastAsia="Arial Narrow" w:hAnsi="Arial" w:cs="Arial"/>
-          <w:color w:val="2C3A45"/>
-          <w:spacing w:val="-2"/>
-        </w:rPr>
-        <w:t>.</w:t>
+        <w:t xml:space="preserve"> en todos los switches y su default gateway.</w:t>
       </w:r>
     </w:p>
     <w:p>
       <w:pPr>
-        <w:pStyle w:val="ListParagraph"/>
+        <w:pStyle w:val="Prrafodelista"/>
         <w:numPr>
           <w:ilvl w:val="0"/>
           <w:numId w:val="32"/>
@@ -4523,7 +4140,7 @@
     </w:p>
     <w:p>
       <w:pPr>
-        <w:pStyle w:val="ListParagraph"/>
+        <w:pStyle w:val="Prrafodelista"/>
         <w:numPr>
           <w:ilvl w:val="0"/>
           <w:numId w:val="33"/>
@@ -4547,7 +4164,7 @@
     </w:p>
     <w:p>
       <w:pPr>
-        <w:pStyle w:val="ListParagraph"/>
+        <w:pStyle w:val="Prrafodelista"/>
         <w:numPr>
           <w:ilvl w:val="0"/>
           <w:numId w:val="33"/>
@@ -4566,30 +4183,12 @@
           <w:color w:val="2C3A45"/>
           <w:spacing w:val="-2"/>
         </w:rPr>
-        <w:t xml:space="preserve">Conexión entre dispositivos que pertenecen a </w:t>
-      </w:r>
-      <w:proofErr w:type="spellStart"/>
-      <w:r>
-        <w:rPr>
-          <w:rFonts w:ascii="Arial" w:eastAsia="Arial Narrow" w:hAnsi="Arial" w:cs="Arial"/>
-          <w:color w:val="2C3A45"/>
-          <w:spacing w:val="-2"/>
-        </w:rPr>
-        <w:t>VLANs</w:t>
-      </w:r>
-      <w:proofErr w:type="spellEnd"/>
-      <w:r>
-        <w:rPr>
-          <w:rFonts w:ascii="Arial" w:eastAsia="Arial Narrow" w:hAnsi="Arial" w:cs="Arial"/>
-          <w:color w:val="2C3A45"/>
-          <w:spacing w:val="-2"/>
-        </w:rPr>
-        <w:t xml:space="preserve"> distintas.</w:t>
+        <w:t>Conexión entre dispositivos que pertenecen a VLANs distintas.</w:t>
       </w:r>
     </w:p>
     <w:p>
       <w:pPr>
-        <w:pStyle w:val="ListParagraph"/>
+        <w:pStyle w:val="Prrafodelista"/>
         <w:numPr>
           <w:ilvl w:val="0"/>
           <w:numId w:val="33"/>
@@ -4613,7 +4212,7 @@
     </w:p>
     <w:p>
       <w:pPr>
-        <w:pStyle w:val="ListParagraph"/>
+        <w:pStyle w:val="Prrafodelista"/>
         <w:numPr>
           <w:ilvl w:val="0"/>
           <w:numId w:val="33"/>
@@ -4652,25 +4251,7 @@
           <w:color w:val="2C3A45"/>
           <w:spacing w:val="-2"/>
         </w:rPr>
-        <w:t xml:space="preserve">hacia todas las </w:t>
-      </w:r>
-      <w:proofErr w:type="spellStart"/>
-      <w:r>
-        <w:rPr>
-          <w:rFonts w:ascii="Arial" w:eastAsia="Arial Narrow" w:hAnsi="Arial" w:cs="Arial"/>
-          <w:color w:val="2C3A45"/>
-          <w:spacing w:val="-2"/>
-        </w:rPr>
-        <w:t>IPs</w:t>
-      </w:r>
-      <w:proofErr w:type="spellEnd"/>
-      <w:r>
-        <w:rPr>
-          <w:rFonts w:ascii="Arial" w:eastAsia="Arial Narrow" w:hAnsi="Arial" w:cs="Arial"/>
-          <w:color w:val="2C3A45"/>
-          <w:spacing w:val="-2"/>
-        </w:rPr>
-        <w:t xml:space="preserve"> de los switches.</w:t>
+        <w:t>hacia todas las IPs de los switches.</w:t>
       </w:r>
       <w:r>
         <w:rPr>
@@ -4683,7 +4264,7 @@
     </w:p>
     <w:p>
       <w:pPr>
-        <w:pStyle w:val="ListParagraph"/>
+        <w:pStyle w:val="Prrafodelista"/>
         <w:numPr>
           <w:ilvl w:val="0"/>
           <w:numId w:val="33"/>
@@ -4900,7 +4481,7 @@
                                     <pic:cNvPicPr/>
                                   </pic:nvPicPr>
                                   <pic:blipFill>
-                                    <a:blip r:embed="rId8"/>
+                                    <a:blip r:embed="rId9"/>
                                     <a:stretch>
                                       <a:fillRect/>
                                     </a:stretch>
@@ -4944,7 +4525,7 @@
       </w:pPr>
     </w:p>
     <w:sectPr>
-      <w:footerReference w:type="default" r:id="rId9"/>
+      <w:footerReference w:type="default" r:id="rId10"/>
       <w:pgSz w:w="12240" w:h="15840"/>
       <w:pgMar w:top="568" w:right="1080" w:bottom="284" w:left="1080" w:header="0" w:footer="1696" w:gutter="0"/>
       <w:cols w:space="720"/>
@@ -4955,7 +4536,7 @@
 </file>
 
 <file path=word/endnotes.xml><?xml version="1.0" encoding="utf-8"?>
-<w:endnotes xmlns:wpc="http://schemas.microsoft.com/office/word/2010/wordprocessingCanvas" xmlns:cx="http://schemas.microsoft.com/office/drawing/2014/chartex" xmlns:cx1="http://schemas.microsoft.com/office/drawing/2015/9/8/chartex" xmlns:cx2="http://schemas.microsoft.com/office/drawing/2015/10/21/chartex" xmlns:cx3="http://schemas.microsoft.com/office/drawing/2016/5/9/chartex" xmlns:cx4="http://schemas.microsoft.com/office/drawing/2016/5/10/chartex" xmlns:cx5="http://schemas.microsoft.com/office/drawing/2016/5/11/chartex" xmlns:cx6="http://schemas.microsoft.com/office/drawing/2016/5/12/chartex" xmlns:cx7="http://schemas.microsoft.com/office/drawing/2016/5/13/chartex" xmlns:cx8="http://schemas.microsoft.com/office/drawing/2016/5/14/chartex" xmlns:mc="http://schemas.openxmlformats.org/markup-compatibility/2006" xmlns:aink="http://schemas.microsoft.com/office/drawing/2016/ink" xmlns:am3d="http://schemas.microsoft.com/office/drawing/2017/model3d" xmlns:o="urn:schemas-microsoft-com:office:office" xmlns:oel="http://schemas.microsoft.com/office/2019/extlst" xmlns:r="http://schemas.openxmlformats.org/officeDocument/2006/relationships" xmlns:m="http://schemas.openxmlformats.org/officeDocument/2006/math" xmlns:v="urn:schemas-microsoft-com:vml" xmlns:wp14="http://schemas.microsoft.com/office/word/2010/wordprocessingDrawing" xmlns:wp="http://schemas.openxmlformats.org/drawingml/2006/wordprocessingDrawing" xmlns:w10="urn:schemas-microsoft-com:office:word" xmlns:w="http://schemas.openxmlformats.org/wordprocessingml/2006/main" xmlns:w14="http://schemas.microsoft.com/office/word/2010/wordml" xmlns:w15="http://schemas.microsoft.com/office/word/2012/wordml" xmlns:w16cex="http://schemas.microsoft.com/office/word/2018/wordml/cex" xmlns:w16cid="http://schemas.microsoft.com/office/word/2016/wordml/cid" xmlns:w16="http://schemas.microsoft.com/office/word/2018/wordml" xmlns:w16sdtdh="http://schemas.microsoft.com/office/word/2020/wordml/sdtdatahash" xmlns:w16se="http://schemas.microsoft.com/office/word/2015/wordml/symex" xmlns:wpg="http://schemas.microsoft.com/office/word/2010/wordprocessingGroup" xmlns:wpi="http://schemas.microsoft.com/office/word/2010/wordprocessingInk" xmlns:wne="http://schemas.microsoft.com/office/word/2006/wordml" xmlns:wps="http://schemas.microsoft.com/office/word/2010/wordprocessingShape" mc:Ignorable="w14 w15 w16se w16cid w16 w16cex w16sdtdh wp14">
+<w:endnotes xmlns:wpc="http://schemas.microsoft.com/office/word/2010/wordprocessingCanvas" xmlns:cx="http://schemas.microsoft.com/office/drawing/2014/chartex" xmlns:cx1="http://schemas.microsoft.com/office/drawing/2015/9/8/chartex" xmlns:cx2="http://schemas.microsoft.com/office/drawing/2015/10/21/chartex" xmlns:cx3="http://schemas.microsoft.com/office/drawing/2016/5/9/chartex" xmlns:cx4="http://schemas.microsoft.com/office/drawing/2016/5/10/chartex" xmlns:cx5="http://schemas.microsoft.com/office/drawing/2016/5/11/chartex" xmlns:cx6="http://schemas.microsoft.com/office/drawing/2016/5/12/chartex" xmlns:cx7="http://schemas.microsoft.com/office/drawing/2016/5/13/chartex" xmlns:cx8="http://schemas.microsoft.com/office/drawing/2016/5/14/chartex" xmlns:mc="http://schemas.openxmlformats.org/markup-compatibility/2006" xmlns:aink="http://schemas.microsoft.com/office/drawing/2016/ink" xmlns:am3d="http://schemas.microsoft.com/office/drawing/2017/model3d" xmlns:o="urn:schemas-microsoft-com:office:office" xmlns:oel="http://schemas.microsoft.com/office/2019/extlst" xmlns:r="http://schemas.openxmlformats.org/officeDocument/2006/relationships" xmlns:m="http://schemas.openxmlformats.org/officeDocument/2006/math" xmlns:v="urn:schemas-microsoft-com:vml" xmlns:wp14="http://schemas.microsoft.com/office/word/2010/wordprocessingDrawing" xmlns:wp="http://schemas.openxmlformats.org/drawingml/2006/wordprocessingDrawing" xmlns:w10="urn:schemas-microsoft-com:office:word" xmlns:w="http://schemas.openxmlformats.org/wordprocessingml/2006/main" xmlns:w14="http://schemas.microsoft.com/office/word/2010/wordml" xmlns:w15="http://schemas.microsoft.com/office/word/2012/wordml" xmlns:w16cex="http://schemas.microsoft.com/office/word/2018/wordml/cex" xmlns:w16cid="http://schemas.microsoft.com/office/word/2016/wordml/cid" xmlns:w16="http://schemas.microsoft.com/office/word/2018/wordml" xmlns:w16du="http://schemas.microsoft.com/office/word/2023/wordml/word16du" xmlns:w16sdtdh="http://schemas.microsoft.com/office/word/2020/wordml/sdtdatahash" xmlns:w16sdtfl="http://schemas.microsoft.com/office/word/2024/wordml/sdtformatlock" xmlns:w16se="http://schemas.microsoft.com/office/word/2015/wordml/symex" xmlns:wpg="http://schemas.microsoft.com/office/word/2010/wordprocessingGroup" xmlns:wpi="http://schemas.microsoft.com/office/word/2010/wordprocessingInk" xmlns:wne="http://schemas.microsoft.com/office/word/2006/wordml" xmlns:wps="http://schemas.microsoft.com/office/word/2010/wordprocessingShape" mc:Ignorable="w14 w15 w16se w16cid w16 w16cex w16sdtdh w16sdtfl w16du wp14">
   <w:endnote w:type="separator" w:id="-1">
     <w:p>
       <w:r>
@@ -4974,7 +4555,7 @@
 </file>
 
 <file path=word/footer1.xml><?xml version="1.0" encoding="utf-8"?>
-<w:ftr xmlns:wpc="http://schemas.microsoft.com/office/word/2010/wordprocessingCanvas" xmlns:cx="http://schemas.microsoft.com/office/drawing/2014/chartex" xmlns:cx1="http://schemas.microsoft.com/office/drawing/2015/9/8/chartex" xmlns:cx2="http://schemas.microsoft.com/office/drawing/2015/10/21/chartex" xmlns:cx3="http://schemas.microsoft.com/office/drawing/2016/5/9/chartex" xmlns:cx4="http://schemas.microsoft.com/office/drawing/2016/5/10/chartex" xmlns:cx5="http://schemas.microsoft.com/office/drawing/2016/5/11/chartex" xmlns:cx6="http://schemas.microsoft.com/office/drawing/2016/5/12/chartex" xmlns:cx7="http://schemas.microsoft.com/office/drawing/2016/5/13/chartex" xmlns:cx8="http://schemas.microsoft.com/office/drawing/2016/5/14/chartex" xmlns:mc="http://schemas.openxmlformats.org/markup-compatibility/2006" xmlns:aink="http://schemas.microsoft.com/office/drawing/2016/ink" xmlns:am3d="http://schemas.microsoft.com/office/drawing/2017/model3d" xmlns:o="urn:schemas-microsoft-com:office:office" xmlns:oel="http://schemas.microsoft.com/office/2019/extlst" xmlns:r="http://schemas.openxmlformats.org/officeDocument/2006/relationships" xmlns:m="http://schemas.openxmlformats.org/officeDocument/2006/math" xmlns:v="urn:schemas-microsoft-com:vml" xmlns:wp14="http://schemas.microsoft.com/office/word/2010/wordprocessingDrawing" xmlns:wp="http://schemas.openxmlformats.org/drawingml/2006/wordprocessingDrawing" xmlns:w10="urn:schemas-microsoft-com:office:word" xmlns:w="http://schemas.openxmlformats.org/wordprocessingml/2006/main" xmlns:w14="http://schemas.microsoft.com/office/word/2010/wordml" xmlns:w15="http://schemas.microsoft.com/office/word/2012/wordml" xmlns:w16cex="http://schemas.microsoft.com/office/word/2018/wordml/cex" xmlns:w16cid="http://schemas.microsoft.com/office/word/2016/wordml/cid" xmlns:w16="http://schemas.microsoft.com/office/word/2018/wordml" xmlns:w16sdtdh="http://schemas.microsoft.com/office/word/2020/wordml/sdtdatahash" xmlns:w16se="http://schemas.microsoft.com/office/word/2015/wordml/symex" xmlns:wpg="http://schemas.microsoft.com/office/word/2010/wordprocessingGroup" xmlns:wpi="http://schemas.microsoft.com/office/word/2010/wordprocessingInk" xmlns:wne="http://schemas.microsoft.com/office/word/2006/wordml" xmlns:wps="http://schemas.microsoft.com/office/word/2010/wordprocessingShape" mc:Ignorable="w14 w15 w16se w16cid w16 w16cex w16sdtdh wp14">
+<w:ftr xmlns:wpc="http://schemas.microsoft.com/office/word/2010/wordprocessingCanvas" xmlns:cx="http://schemas.microsoft.com/office/drawing/2014/chartex" xmlns:cx1="http://schemas.microsoft.com/office/drawing/2015/9/8/chartex" xmlns:cx2="http://schemas.microsoft.com/office/drawing/2015/10/21/chartex" xmlns:cx3="http://schemas.microsoft.com/office/drawing/2016/5/9/chartex" xmlns:cx4="http://schemas.microsoft.com/office/drawing/2016/5/10/chartex" xmlns:cx5="http://schemas.microsoft.com/office/drawing/2016/5/11/chartex" xmlns:cx6="http://schemas.microsoft.com/office/drawing/2016/5/12/chartex" xmlns:cx7="http://schemas.microsoft.com/office/drawing/2016/5/13/chartex" xmlns:cx8="http://schemas.microsoft.com/office/drawing/2016/5/14/chartex" xmlns:mc="http://schemas.openxmlformats.org/markup-compatibility/2006" xmlns:aink="http://schemas.microsoft.com/office/drawing/2016/ink" xmlns:am3d="http://schemas.microsoft.com/office/drawing/2017/model3d" xmlns:o="urn:schemas-microsoft-com:office:office" xmlns:oel="http://schemas.microsoft.com/office/2019/extlst" xmlns:r="http://schemas.openxmlformats.org/officeDocument/2006/relationships" xmlns:m="http://schemas.openxmlformats.org/officeDocument/2006/math" xmlns:v="urn:schemas-microsoft-com:vml" xmlns:wp14="http://schemas.microsoft.com/office/word/2010/wordprocessingDrawing" xmlns:wp="http://schemas.openxmlformats.org/drawingml/2006/wordprocessingDrawing" xmlns:w10="urn:schemas-microsoft-com:office:word" xmlns:w="http://schemas.openxmlformats.org/wordprocessingml/2006/main" xmlns:w14="http://schemas.microsoft.com/office/word/2010/wordml" xmlns:w15="http://schemas.microsoft.com/office/word/2012/wordml" xmlns:w16cex="http://schemas.microsoft.com/office/word/2018/wordml/cex" xmlns:w16cid="http://schemas.microsoft.com/office/word/2016/wordml/cid" xmlns:w16="http://schemas.microsoft.com/office/word/2018/wordml" xmlns:w16du="http://schemas.microsoft.com/office/word/2023/wordml/word16du" xmlns:w16sdtdh="http://schemas.microsoft.com/office/word/2020/wordml/sdtdatahash" xmlns:w16sdtfl="http://schemas.microsoft.com/office/word/2024/wordml/sdtformatlock" xmlns:w16se="http://schemas.microsoft.com/office/word/2015/wordml/symex" xmlns:wpg="http://schemas.microsoft.com/office/word/2010/wordprocessingGroup" xmlns:wpi="http://schemas.microsoft.com/office/word/2010/wordprocessingInk" xmlns:wne="http://schemas.microsoft.com/office/word/2006/wordml" xmlns:wps="http://schemas.microsoft.com/office/word/2010/wordprocessingShape" mc:Ignorable="w14 w15 w16se w16cid w16 w16cex w16sdtdh w16sdtfl w16du wp14">
   <w:p>
     <w:pPr>
       <w:spacing w:line="14" w:lineRule="auto"/>
@@ -4988,7 +4569,7 @@
 </file>
 
 <file path=word/footnotes.xml><?xml version="1.0" encoding="utf-8"?>
-<w:footnotes xmlns:wpc="http://schemas.microsoft.com/office/word/2010/wordprocessingCanvas" xmlns:cx="http://schemas.microsoft.com/office/drawing/2014/chartex" xmlns:cx1="http://schemas.microsoft.com/office/drawing/2015/9/8/chartex" xmlns:cx2="http://schemas.microsoft.com/office/drawing/2015/10/21/chartex" xmlns:cx3="http://schemas.microsoft.com/office/drawing/2016/5/9/chartex" xmlns:cx4="http://schemas.microsoft.com/office/drawing/2016/5/10/chartex" xmlns:cx5="http://schemas.microsoft.com/office/drawing/2016/5/11/chartex" xmlns:cx6="http://schemas.microsoft.com/office/drawing/2016/5/12/chartex" xmlns:cx7="http://schemas.microsoft.com/office/drawing/2016/5/13/chartex" xmlns:cx8="http://schemas.microsoft.com/office/drawing/2016/5/14/chartex" xmlns:mc="http://schemas.openxmlformats.org/markup-compatibility/2006" xmlns:aink="http://schemas.microsoft.com/office/drawing/2016/ink" xmlns:am3d="http://schemas.microsoft.com/office/drawing/2017/model3d" xmlns:o="urn:schemas-microsoft-com:office:office" xmlns:oel="http://schemas.microsoft.com/office/2019/extlst" xmlns:r="http://schemas.openxmlformats.org/officeDocument/2006/relationships" xmlns:m="http://schemas.openxmlformats.org/officeDocument/2006/math" xmlns:v="urn:schemas-microsoft-com:vml" xmlns:wp14="http://schemas.microsoft.com/office/word/2010/wordprocessingDrawing" xmlns:wp="http://schemas.openxmlformats.org/drawingml/2006/wordprocessingDrawing" xmlns:w10="urn:schemas-microsoft-com:office:word" xmlns:w="http://schemas.openxmlformats.org/wordprocessingml/2006/main" xmlns:w14="http://schemas.microsoft.com/office/word/2010/wordml" xmlns:w15="http://schemas.microsoft.com/office/word/2012/wordml" xmlns:w16cex="http://schemas.microsoft.com/office/word/2018/wordml/cex" xmlns:w16cid="http://schemas.microsoft.com/office/word/2016/wordml/cid" xmlns:w16="http://schemas.microsoft.com/office/word/2018/wordml" xmlns:w16sdtdh="http://schemas.microsoft.com/office/word/2020/wordml/sdtdatahash" xmlns:w16se="http://schemas.microsoft.com/office/word/2015/wordml/symex" xmlns:wpg="http://schemas.microsoft.com/office/word/2010/wordprocessingGroup" xmlns:wpi="http://schemas.microsoft.com/office/word/2010/wordprocessingInk" xmlns:wne="http://schemas.microsoft.com/office/word/2006/wordml" xmlns:wps="http://schemas.microsoft.com/office/word/2010/wordprocessingShape" mc:Ignorable="w14 w15 w16se w16cid w16 w16cex w16sdtdh wp14">
+<w:footnotes xmlns:wpc="http://schemas.microsoft.com/office/word/2010/wordprocessingCanvas" xmlns:cx="http://schemas.microsoft.com/office/drawing/2014/chartex" xmlns:cx1="http://schemas.microsoft.com/office/drawing/2015/9/8/chartex" xmlns:cx2="http://schemas.microsoft.com/office/drawing/2015/10/21/chartex" xmlns:cx3="http://schemas.microsoft.com/office/drawing/2016/5/9/chartex" xmlns:cx4="http://schemas.microsoft.com/office/drawing/2016/5/10/chartex" xmlns:cx5="http://schemas.microsoft.com/office/drawing/2016/5/11/chartex" xmlns:cx6="http://schemas.microsoft.com/office/drawing/2016/5/12/chartex" xmlns:cx7="http://schemas.microsoft.com/office/drawing/2016/5/13/chartex" xmlns:cx8="http://schemas.microsoft.com/office/drawing/2016/5/14/chartex" xmlns:mc="http://schemas.openxmlformats.org/markup-compatibility/2006" xmlns:aink="http://schemas.microsoft.com/office/drawing/2016/ink" xmlns:am3d="http://schemas.microsoft.com/office/drawing/2017/model3d" xmlns:o="urn:schemas-microsoft-com:office:office" xmlns:oel="http://schemas.microsoft.com/office/2019/extlst" xmlns:r="http://schemas.openxmlformats.org/officeDocument/2006/relationships" xmlns:m="http://schemas.openxmlformats.org/officeDocument/2006/math" xmlns:v="urn:schemas-microsoft-com:vml" xmlns:wp14="http://schemas.microsoft.com/office/word/2010/wordprocessingDrawing" xmlns:wp="http://schemas.openxmlformats.org/drawingml/2006/wordprocessingDrawing" xmlns:w10="urn:schemas-microsoft-com:office:word" xmlns:w="http://schemas.openxmlformats.org/wordprocessingml/2006/main" xmlns:w14="http://schemas.microsoft.com/office/word/2010/wordml" xmlns:w15="http://schemas.microsoft.com/office/word/2012/wordml" xmlns:w16cex="http://schemas.microsoft.com/office/word/2018/wordml/cex" xmlns:w16cid="http://schemas.microsoft.com/office/word/2016/wordml/cid" xmlns:w16="http://schemas.microsoft.com/office/word/2018/wordml" xmlns:w16du="http://schemas.microsoft.com/office/word/2023/wordml/word16du" xmlns:w16sdtdh="http://schemas.microsoft.com/office/word/2020/wordml/sdtdatahash" xmlns:w16sdtfl="http://schemas.microsoft.com/office/word/2024/wordml/sdtformatlock" xmlns:w16se="http://schemas.microsoft.com/office/word/2015/wordml/symex" xmlns:wpg="http://schemas.microsoft.com/office/word/2010/wordprocessingGroup" xmlns:wpi="http://schemas.microsoft.com/office/word/2010/wordprocessingInk" xmlns:wne="http://schemas.microsoft.com/office/word/2006/wordml" xmlns:wps="http://schemas.microsoft.com/office/word/2010/wordprocessingShape" mc:Ignorable="w14 w15 w16se w16cid w16 w16cex w16sdtdh w16sdtfl w16du wp14">
   <w:footnote w:type="separator" w:id="-1">
     <w:p>
       <w:r>
@@ -5007,7 +4588,7 @@
 </file>
 
 <file path=word/numbering.xml><?xml version="1.0" encoding="utf-8"?>
-<w:numbering xmlns:wpc="http://schemas.microsoft.com/office/word/2010/wordprocessingCanvas" xmlns:cx="http://schemas.microsoft.com/office/drawing/2014/chartex" xmlns:cx1="http://schemas.microsoft.com/office/drawing/2015/9/8/chartex" xmlns:cx2="http://schemas.microsoft.com/office/drawing/2015/10/21/chartex" xmlns:cx3="http://schemas.microsoft.com/office/drawing/2016/5/9/chartex" xmlns:cx4="http://schemas.microsoft.com/office/drawing/2016/5/10/chartex" xmlns:cx5="http://schemas.microsoft.com/office/drawing/2016/5/11/chartex" xmlns:cx6="http://schemas.microsoft.com/office/drawing/2016/5/12/chartex" xmlns:cx7="http://schemas.microsoft.com/office/drawing/2016/5/13/chartex" xmlns:cx8="http://schemas.microsoft.com/office/drawing/2016/5/14/chartex" xmlns:mc="http://schemas.openxmlformats.org/markup-compatibility/2006" xmlns:aink="http://schemas.microsoft.com/office/drawing/2016/ink" xmlns:am3d="http://schemas.microsoft.com/office/drawing/2017/model3d" xmlns:o="urn:schemas-microsoft-com:office:office" xmlns:oel="http://schemas.microsoft.com/office/2019/extlst" xmlns:r="http://schemas.openxmlformats.org/officeDocument/2006/relationships" xmlns:m="http://schemas.openxmlformats.org/officeDocument/2006/math" xmlns:v="urn:schemas-microsoft-com:vml" xmlns:wp14="http://schemas.microsoft.com/office/word/2010/wordprocessingDrawing" xmlns:wp="http://schemas.openxmlformats.org/drawingml/2006/wordprocessingDrawing" xmlns:w10="urn:schemas-microsoft-com:office:word" xmlns:w="http://schemas.openxmlformats.org/wordprocessingml/2006/main" xmlns:w14="http://schemas.microsoft.com/office/word/2010/wordml" xmlns:w15="http://schemas.microsoft.com/office/word/2012/wordml" xmlns:w16cex="http://schemas.microsoft.com/office/word/2018/wordml/cex" xmlns:w16cid="http://schemas.microsoft.com/office/word/2016/wordml/cid" xmlns:w16="http://schemas.microsoft.com/office/word/2018/wordml" xmlns:w16sdtdh="http://schemas.microsoft.com/office/word/2020/wordml/sdtdatahash" xmlns:w16se="http://schemas.microsoft.com/office/word/2015/wordml/symex" xmlns:wpg="http://schemas.microsoft.com/office/word/2010/wordprocessingGroup" xmlns:wpi="http://schemas.microsoft.com/office/word/2010/wordprocessingInk" xmlns:wne="http://schemas.microsoft.com/office/word/2006/wordml" xmlns:wps="http://schemas.microsoft.com/office/word/2010/wordprocessingShape" mc:Ignorable="w14 w15 w16se w16cid w16 w16cex w16sdtdh wp14">
+<w:numbering xmlns:wpc="http://schemas.microsoft.com/office/word/2010/wordprocessingCanvas" xmlns:cx="http://schemas.microsoft.com/office/drawing/2014/chartex" xmlns:cx1="http://schemas.microsoft.com/office/drawing/2015/9/8/chartex" xmlns:cx2="http://schemas.microsoft.com/office/drawing/2015/10/21/chartex" xmlns:cx3="http://schemas.microsoft.com/office/drawing/2016/5/9/chartex" xmlns:cx4="http://schemas.microsoft.com/office/drawing/2016/5/10/chartex" xmlns:cx5="http://schemas.microsoft.com/office/drawing/2016/5/11/chartex" xmlns:cx6="http://schemas.microsoft.com/office/drawing/2016/5/12/chartex" xmlns:cx7="http://schemas.microsoft.com/office/drawing/2016/5/13/chartex" xmlns:cx8="http://schemas.microsoft.com/office/drawing/2016/5/14/chartex" xmlns:mc="http://schemas.openxmlformats.org/markup-compatibility/2006" xmlns:aink="http://schemas.microsoft.com/office/drawing/2016/ink" xmlns:am3d="http://schemas.microsoft.com/office/drawing/2017/model3d" xmlns:o="urn:schemas-microsoft-com:office:office" xmlns:oel="http://schemas.microsoft.com/office/2019/extlst" xmlns:r="http://schemas.openxmlformats.org/officeDocument/2006/relationships" xmlns:m="http://schemas.openxmlformats.org/officeDocument/2006/math" xmlns:v="urn:schemas-microsoft-com:vml" xmlns:wp14="http://schemas.microsoft.com/office/word/2010/wordprocessingDrawing" xmlns:wp="http://schemas.openxmlformats.org/drawingml/2006/wordprocessingDrawing" xmlns:w10="urn:schemas-microsoft-com:office:word" xmlns:w="http://schemas.openxmlformats.org/wordprocessingml/2006/main" xmlns:w14="http://schemas.microsoft.com/office/word/2010/wordml" xmlns:w15="http://schemas.microsoft.com/office/word/2012/wordml" xmlns:w16cex="http://schemas.microsoft.com/office/word/2018/wordml/cex" xmlns:w16cid="http://schemas.microsoft.com/office/word/2016/wordml/cid" xmlns:w16="http://schemas.microsoft.com/office/word/2018/wordml" xmlns:w16du="http://schemas.microsoft.com/office/word/2023/wordml/word16du" xmlns:w16sdtdh="http://schemas.microsoft.com/office/word/2020/wordml/sdtdatahash" xmlns:w16sdtfl="http://schemas.microsoft.com/office/word/2024/wordml/sdtformatlock" xmlns:w16se="http://schemas.microsoft.com/office/word/2015/wordml/symex" xmlns:wpg="http://schemas.microsoft.com/office/word/2010/wordprocessingGroup" xmlns:wpi="http://schemas.microsoft.com/office/word/2010/wordprocessingInk" xmlns:wne="http://schemas.microsoft.com/office/word/2006/wordml" xmlns:wps="http://schemas.microsoft.com/office/word/2010/wordprocessingShape" mc:Ignorable="w14 w15 w16se w16cid w16 w16cex w16sdtdh w16sdtfl w16du wp14">
   <w:abstractNum w:abstractNumId="0" w15:restartNumberingAfterBreak="0">
     <w:nsid w:val="005B447F"/>
     <w:multiLevelType w:val="hybridMultilevel"/>
@@ -8604,7 +8185,7 @@
 </file>
 
 <file path=word/styles.xml><?xml version="1.0" encoding="utf-8"?>
-<w:styles xmlns:mc="http://schemas.openxmlformats.org/markup-compatibility/2006" xmlns:r="http://schemas.openxmlformats.org/officeDocument/2006/relationships" xmlns:w="http://schemas.openxmlformats.org/wordprocessingml/2006/main" xmlns:w14="http://schemas.microsoft.com/office/word/2010/wordml" xmlns:w15="http://schemas.microsoft.com/office/word/2012/wordml" xmlns:w16cex="http://schemas.microsoft.com/office/word/2018/wordml/cex" xmlns:w16cid="http://schemas.microsoft.com/office/word/2016/wordml/cid" xmlns:w16="http://schemas.microsoft.com/office/word/2018/wordml" xmlns:w16sdtdh="http://schemas.microsoft.com/office/word/2020/wordml/sdtdatahash" xmlns:w16se="http://schemas.microsoft.com/office/word/2015/wordml/symex" mc:Ignorable="w14 w15 w16se w16cid w16 w16cex w16sdtdh">
+<w:styles xmlns:mc="http://schemas.openxmlformats.org/markup-compatibility/2006" xmlns:r="http://schemas.openxmlformats.org/officeDocument/2006/relationships" xmlns:w="http://schemas.openxmlformats.org/wordprocessingml/2006/main" xmlns:w14="http://schemas.microsoft.com/office/word/2010/wordml" xmlns:w15="http://schemas.microsoft.com/office/word/2012/wordml" xmlns:w16cex="http://schemas.microsoft.com/office/word/2018/wordml/cex" xmlns:w16cid="http://schemas.microsoft.com/office/word/2016/wordml/cid" xmlns:w16="http://schemas.microsoft.com/office/word/2018/wordml" xmlns:w16du="http://schemas.microsoft.com/office/word/2023/wordml/word16du" xmlns:w16sdtdh="http://schemas.microsoft.com/office/word/2020/wordml/sdtdatahash" xmlns:w16sdtfl="http://schemas.microsoft.com/office/word/2024/wordml/sdtformatlock" xmlns:w16se="http://schemas.microsoft.com/office/word/2015/wordml/symex" mc:Ignorable="w14 w15 w16se w16cid w16 w16cex w16sdtdh w16sdtfl w16du">
   <w:docDefaults>
     <w:rPrDefault>
       <w:rPr>
@@ -9005,7 +8586,7 @@
       <w:lang w:val="es-MX"/>
     </w:rPr>
   </w:style>
-  <w:style w:type="paragraph" w:styleId="Heading1">
+  <w:style w:type="paragraph" w:styleId="Ttulo1">
     <w:name w:val="heading 1"/>
     <w:basedOn w:val="Normal"/>
     <w:uiPriority w:val="9"/>
@@ -9021,7 +8602,7 @@
       <w:szCs w:val="28"/>
     </w:rPr>
   </w:style>
-  <w:style w:type="paragraph" w:styleId="Heading2">
+  <w:style w:type="paragraph" w:styleId="Ttulo2">
     <w:name w:val="heading 2"/>
     <w:basedOn w:val="Normal"/>
     <w:uiPriority w:val="9"/>
@@ -9040,7 +8621,7 @@
       <w:szCs w:val="24"/>
     </w:rPr>
   </w:style>
-  <w:style w:type="paragraph" w:styleId="Heading3">
+  <w:style w:type="paragraph" w:styleId="Ttulo3">
     <w:name w:val="heading 3"/>
     <w:basedOn w:val="Normal"/>
     <w:uiPriority w:val="9"/>
@@ -9056,7 +8637,7 @@
       <w:szCs w:val="24"/>
     </w:rPr>
   </w:style>
-  <w:style w:type="paragraph" w:styleId="Heading4">
+  <w:style w:type="paragraph" w:styleId="Ttulo4">
     <w:name w:val="heading 4"/>
     <w:basedOn w:val="Normal"/>
     <w:uiPriority w:val="9"/>
@@ -9070,7 +8651,7 @@
       <w:rFonts w:ascii="Arial" w:eastAsia="Arial" w:hAnsi="Arial"/>
     </w:rPr>
   </w:style>
-  <w:style w:type="paragraph" w:styleId="Heading5">
+  <w:style w:type="paragraph" w:styleId="Ttulo5">
     <w:name w:val="heading 5"/>
     <w:basedOn w:val="Normal"/>
     <w:uiPriority w:val="9"/>
@@ -9089,7 +8670,7 @@
       <w:szCs w:val="20"/>
     </w:rPr>
   </w:style>
-  <w:style w:type="paragraph" w:styleId="Heading6">
+  <w:style w:type="paragraph" w:styleId="Ttulo6">
     <w:name w:val="heading 6"/>
     <w:basedOn w:val="Normal"/>
     <w:uiPriority w:val="9"/>
@@ -9108,12 +8689,13 @@
       <w:szCs w:val="18"/>
     </w:rPr>
   </w:style>
-  <w:style w:type="character" w:default="1" w:styleId="DefaultParagraphFont">
+  <w:style w:type="character" w:default="1" w:styleId="Fuentedeprrafopredeter">
     <w:name w:val="Default Paragraph Font"/>
     <w:uiPriority w:val="1"/>
+    <w:semiHidden/>
     <w:unhideWhenUsed/>
   </w:style>
-  <w:style w:type="table" w:default="1" w:styleId="TableNormal">
+  <w:style w:type="table" w:default="1" w:styleId="Tablanormal">
     <w:name w:val="Normal Table"/>
     <w:uiPriority w:val="99"/>
     <w:semiHidden/>
@@ -9128,7 +8710,7 @@
       </w:tblCellMar>
     </w:tblPr>
   </w:style>
-  <w:style w:type="numbering" w:default="1" w:styleId="NoList">
+  <w:style w:type="numbering" w:default="1" w:styleId="Sinlista">
     <w:name w:val="No List"/>
     <w:uiPriority w:val="99"/>
     <w:semiHidden/>
@@ -9150,7 +8732,7 @@
       </w:tblCellMar>
     </w:tblPr>
   </w:style>
-  <w:style w:type="paragraph" w:styleId="TOC1">
+  <w:style w:type="paragraph" w:styleId="TDC1">
     <w:name w:val="toc 1"/>
     <w:basedOn w:val="Normal"/>
     <w:uiPriority w:val="1"/>
@@ -9165,7 +8747,7 @@
       <w:szCs w:val="18"/>
     </w:rPr>
   </w:style>
-  <w:style w:type="paragraph" w:styleId="TOC2">
+  <w:style w:type="paragraph" w:styleId="TDC2">
     <w:name w:val="toc 2"/>
     <w:basedOn w:val="Normal"/>
     <w:uiPriority w:val="1"/>
@@ -9181,7 +8763,7 @@
       <w:i/>
     </w:rPr>
   </w:style>
-  <w:style w:type="paragraph" w:styleId="TOC3">
+  <w:style w:type="paragraph" w:styleId="TDC3">
     <w:name w:val="toc 3"/>
     <w:basedOn w:val="Normal"/>
     <w:uiPriority w:val="1"/>
@@ -9196,7 +8778,7 @@
       <w:szCs w:val="18"/>
     </w:rPr>
   </w:style>
-  <w:style w:type="paragraph" w:styleId="BodyText">
+  <w:style w:type="paragraph" w:styleId="Textoindependiente">
     <w:name w:val="Body Text"/>
     <w:basedOn w:val="Normal"/>
     <w:uiPriority w:val="1"/>
@@ -9211,7 +8793,7 @@
       <w:szCs w:val="18"/>
     </w:rPr>
   </w:style>
-  <w:style w:type="paragraph" w:styleId="ListParagraph">
+  <w:style w:type="paragraph" w:styleId="Prrafodelista">
     <w:name w:val="List Paragraph"/>
     <w:basedOn w:val="Normal"/>
     <w:uiPriority w:val="1"/>
@@ -9223,10 +8805,10 @@
     <w:uiPriority w:val="1"/>
     <w:qFormat/>
   </w:style>
-  <w:style w:type="paragraph" w:styleId="Header">
+  <w:style w:type="paragraph" w:styleId="Encabezado">
     <w:name w:val="header"/>
     <w:basedOn w:val="Normal"/>
-    <w:link w:val="HeaderChar"/>
+    <w:link w:val="EncabezadoCar"/>
     <w:uiPriority w:val="99"/>
     <w:unhideWhenUsed/>
     <w:rsid w:val="00541679"/>
@@ -9237,20 +8819,20 @@
       </w:tabs>
     </w:pPr>
   </w:style>
-  <w:style w:type="character" w:customStyle="1" w:styleId="HeaderChar">
-    <w:name w:val="Header Char"/>
-    <w:basedOn w:val="DefaultParagraphFont"/>
-    <w:link w:val="Header"/>
+  <w:style w:type="character" w:customStyle="1" w:styleId="EncabezadoCar">
+    <w:name w:val="Encabezado Car"/>
+    <w:basedOn w:val="Fuentedeprrafopredeter"/>
+    <w:link w:val="Encabezado"/>
     <w:uiPriority w:val="99"/>
     <w:rsid w:val="00541679"/>
     <w:rPr>
       <w:lang w:val="es-MX"/>
     </w:rPr>
   </w:style>
-  <w:style w:type="paragraph" w:styleId="Footer">
+  <w:style w:type="paragraph" w:styleId="Piedepgina">
     <w:name w:val="footer"/>
     <w:basedOn w:val="Normal"/>
-    <w:link w:val="FooterChar"/>
+    <w:link w:val="PiedepginaCar"/>
     <w:uiPriority w:val="99"/>
     <w:unhideWhenUsed/>
     <w:rsid w:val="00541679"/>
@@ -9261,20 +8843,20 @@
       </w:tabs>
     </w:pPr>
   </w:style>
-  <w:style w:type="character" w:customStyle="1" w:styleId="FooterChar">
-    <w:name w:val="Footer Char"/>
-    <w:basedOn w:val="DefaultParagraphFont"/>
-    <w:link w:val="Footer"/>
+  <w:style w:type="character" w:customStyle="1" w:styleId="PiedepginaCar">
+    <w:name w:val="Pie de página Car"/>
+    <w:basedOn w:val="Fuentedeprrafopredeter"/>
+    <w:link w:val="Piedepgina"/>
     <w:uiPriority w:val="99"/>
     <w:rsid w:val="00541679"/>
     <w:rPr>
       <w:lang w:val="es-MX"/>
     </w:rPr>
   </w:style>
-  <w:style w:type="paragraph" w:styleId="HTMLPreformatted">
+  <w:style w:type="paragraph" w:styleId="HTMLconformatoprevio">
     <w:name w:val="HTML Preformatted"/>
     <w:basedOn w:val="Normal"/>
-    <w:link w:val="HTMLPreformattedChar"/>
+    <w:link w:val="HTMLconformatoprevioCar"/>
     <w:uiPriority w:val="99"/>
     <w:semiHidden/>
     <w:unhideWhenUsed/>
@@ -9307,10 +8889,10 @@
       <w:lang w:eastAsia="es-MX"/>
     </w:rPr>
   </w:style>
-  <w:style w:type="character" w:customStyle="1" w:styleId="HTMLPreformattedChar">
-    <w:name w:val="HTML Preformatted Char"/>
-    <w:basedOn w:val="DefaultParagraphFont"/>
-    <w:link w:val="HTMLPreformatted"/>
+  <w:style w:type="character" w:customStyle="1" w:styleId="HTMLconformatoprevioCar">
+    <w:name w:val="HTML con formato previo Car"/>
+    <w:basedOn w:val="Fuentedeprrafopredeter"/>
+    <w:link w:val="HTMLconformatoprevio"/>
     <w:uiPriority w:val="99"/>
     <w:semiHidden/>
     <w:rsid w:val="00746B44"/>
@@ -9323,7 +8905,7 @@
   </w:style>
   <w:style w:type="character" w:customStyle="1" w:styleId="y2iqfc">
     <w:name w:val="y2iqfc"/>
-    <w:basedOn w:val="DefaultParagraphFont"/>
+    <w:basedOn w:val="Fuentedeprrafopredeter"/>
     <w:rsid w:val="00746B44"/>
   </w:style>
   <w:style w:type="character" w:customStyle="1" w:styleId="DevConfigGray">
@@ -9385,9 +8967,9 @@
       <w:lang w:eastAsia="es-MX"/>
     </w:rPr>
   </w:style>
-  <w:style w:type="character" w:styleId="Strong">
+  <w:style w:type="character" w:styleId="Textoennegrita">
     <w:name w:val="Strong"/>
-    <w:basedOn w:val="DefaultParagraphFont"/>
+    <w:basedOn w:val="Fuentedeprrafopredeter"/>
     <w:uiPriority w:val="22"/>
     <w:qFormat/>
     <w:rsid w:val="00283A8E"/>
